--- a/mydata.docx
+++ b/mydata.docx
@@ -4,9 +4,1136 @@
   <w:body>
     <w:p>
       <w:r>
-        <w:t>m</w:t>
+        <w:t>How often do I check the time?</w:t>
       </w:r>
     </w:p>
+    <w:tbl>
+      <w:tblPr>
+        <w:tblStyle w:val="TableGrid"/>
+        <w:tblW w:w="0" w:type="auto"/>
+        <w:tblLook w:val="04A0" w:firstRow="1" w:lastRow="0" w:firstColumn="1" w:lastColumn="0" w:noHBand="0" w:noVBand="1"/>
+      </w:tblPr>
+      <w:tblGrid>
+        <w:gridCol w:w="1803"/>
+        <w:gridCol w:w="1803"/>
+        <w:gridCol w:w="1803"/>
+        <w:gridCol w:w="1803"/>
+        <w:gridCol w:w="1804"/>
+      </w:tblGrid>
+      <w:tr>
+        <w:tc>
+          <w:tcPr>
+            <w:tcW w:w="1803" w:type="dxa"/>
+          </w:tcPr>
+          <w:p>
+            <w:r>
+              <w:t>No.</w:t>
+            </w:r>
+          </w:p>
+          <w:p/>
+          <w:p/>
+        </w:tc>
+        <w:tc>
+          <w:tcPr>
+            <w:tcW w:w="1803" w:type="dxa"/>
+          </w:tcPr>
+          <w:p>
+            <w:r>
+              <w:t>Date</w:t>
+            </w:r>
+          </w:p>
+        </w:tc>
+        <w:tc>
+          <w:tcPr>
+            <w:tcW w:w="1803" w:type="dxa"/>
+          </w:tcPr>
+          <w:p>
+            <w:r>
+              <w:t>Time</w:t>
+            </w:r>
+          </w:p>
+        </w:tc>
+        <w:tc>
+          <w:tcPr>
+            <w:tcW w:w="1803" w:type="dxa"/>
+          </w:tcPr>
+          <w:p>
+            <w:r>
+              <w:t>Reason</w:t>
+            </w:r>
+          </w:p>
+        </w:tc>
+        <w:tc>
+          <w:tcPr>
+            <w:tcW w:w="1804" w:type="dxa"/>
+          </w:tcPr>
+          <w:p>
+            <w:r>
+              <w:t xml:space="preserve">Device </w:t>
+            </w:r>
+          </w:p>
+        </w:tc>
+      </w:tr>
+      <w:tr>
+        <w:trPr>
+          <w:trHeight w:val="50"/>
+        </w:trPr>
+        <w:tc>
+          <w:tcPr>
+            <w:tcW w:w="1803" w:type="dxa"/>
+          </w:tcPr>
+          <w:p>
+            <w:r>
+              <w:t>1</w:t>
+            </w:r>
+          </w:p>
+        </w:tc>
+        <w:tc>
+          <w:tcPr>
+            <w:tcW w:w="1803" w:type="dxa"/>
+          </w:tcPr>
+          <w:p>
+            <w:r>
+              <w:t>12/10/26</w:t>
+            </w:r>
+          </w:p>
+        </w:tc>
+        <w:tc>
+          <w:tcPr>
+            <w:tcW w:w="1803" w:type="dxa"/>
+          </w:tcPr>
+          <w:p>
+            <w:r>
+              <w:t>07:12</w:t>
+            </w:r>
+          </w:p>
+        </w:tc>
+        <w:tc>
+          <w:tcPr>
+            <w:tcW w:w="1803" w:type="dxa"/>
+          </w:tcPr>
+          <w:p>
+            <w:r>
+              <w:t>Just woke up</w:t>
+            </w:r>
+          </w:p>
+        </w:tc>
+        <w:tc>
+          <w:tcPr>
+            <w:tcW w:w="1804" w:type="dxa"/>
+          </w:tcPr>
+          <w:p>
+            <w:r>
+              <w:t xml:space="preserve">Phone </w:t>
+            </w:r>
+          </w:p>
+        </w:tc>
+      </w:tr>
+      <w:tr>
+        <w:tc>
+          <w:tcPr>
+            <w:tcW w:w="1803" w:type="dxa"/>
+          </w:tcPr>
+          <w:p>
+            <w:r>
+              <w:t>2</w:t>
+            </w:r>
+          </w:p>
+        </w:tc>
+        <w:tc>
+          <w:tcPr>
+            <w:tcW w:w="1803" w:type="dxa"/>
+          </w:tcPr>
+          <w:p>
+            <w:r>
+              <w:t>12/10/26</w:t>
+            </w:r>
+          </w:p>
+        </w:tc>
+        <w:tc>
+          <w:tcPr>
+            <w:tcW w:w="1803" w:type="dxa"/>
+          </w:tcPr>
+          <w:p>
+            <w:r>
+              <w:t>08:18</w:t>
+            </w:r>
+          </w:p>
+        </w:tc>
+        <w:tc>
+          <w:tcPr>
+            <w:tcW w:w="1803" w:type="dxa"/>
+          </w:tcPr>
+          <w:p>
+            <w:r>
+              <w:t>Checking if I’m late for Uni</w:t>
+            </w:r>
+          </w:p>
+        </w:tc>
+        <w:tc>
+          <w:tcPr>
+            <w:tcW w:w="1804" w:type="dxa"/>
+          </w:tcPr>
+          <w:p>
+            <w:r>
+              <w:t xml:space="preserve">Phone </w:t>
+            </w:r>
+          </w:p>
+        </w:tc>
+      </w:tr>
+      <w:tr>
+        <w:tc>
+          <w:tcPr>
+            <w:tcW w:w="1803" w:type="dxa"/>
+          </w:tcPr>
+          <w:p>
+            <w:r>
+              <w:t>3</w:t>
+            </w:r>
+          </w:p>
+        </w:tc>
+        <w:tc>
+          <w:tcPr>
+            <w:tcW w:w="1803" w:type="dxa"/>
+          </w:tcPr>
+          <w:p>
+            <w:r>
+              <w:t>12/10/26</w:t>
+            </w:r>
+          </w:p>
+        </w:tc>
+        <w:tc>
+          <w:tcPr>
+            <w:tcW w:w="1803" w:type="dxa"/>
+          </w:tcPr>
+          <w:p>
+            <w:r>
+              <w:t>08:53</w:t>
+            </w:r>
+          </w:p>
+        </w:tc>
+        <w:tc>
+          <w:tcPr>
+            <w:tcW w:w="1803" w:type="dxa"/>
+          </w:tcPr>
+          <w:p>
+            <w:r>
+              <w:t>Waiting for lecture</w:t>
+            </w:r>
+          </w:p>
+        </w:tc>
+        <w:tc>
+          <w:tcPr>
+            <w:tcW w:w="1804" w:type="dxa"/>
+          </w:tcPr>
+          <w:p>
+            <w:r>
+              <w:t xml:space="preserve">Phone </w:t>
+            </w:r>
+          </w:p>
+        </w:tc>
+      </w:tr>
+      <w:tr>
+        <w:tc>
+          <w:tcPr>
+            <w:tcW w:w="1803" w:type="dxa"/>
+          </w:tcPr>
+          <w:p>
+            <w:r>
+              <w:t>4</w:t>
+            </w:r>
+          </w:p>
+        </w:tc>
+        <w:tc>
+          <w:tcPr>
+            <w:tcW w:w="1803" w:type="dxa"/>
+          </w:tcPr>
+          <w:p>
+            <w:r>
+              <w:t>12/10/26</w:t>
+            </w:r>
+          </w:p>
+        </w:tc>
+        <w:tc>
+          <w:tcPr>
+            <w:tcW w:w="1803" w:type="dxa"/>
+          </w:tcPr>
+          <w:p>
+            <w:r>
+              <w:t>11:37</w:t>
+            </w:r>
+          </w:p>
+        </w:tc>
+        <w:tc>
+          <w:tcPr>
+            <w:tcW w:w="1803" w:type="dxa"/>
+          </w:tcPr>
+          <w:p>
+            <w:r>
+              <w:t>Checking time until break</w:t>
+            </w:r>
+          </w:p>
+        </w:tc>
+        <w:tc>
+          <w:tcPr>
+            <w:tcW w:w="1804" w:type="dxa"/>
+          </w:tcPr>
+          <w:p>
+            <w:r>
+              <w:t xml:space="preserve">Laptop </w:t>
+            </w:r>
+          </w:p>
+        </w:tc>
+      </w:tr>
+      <w:tr>
+        <w:tc>
+          <w:tcPr>
+            <w:tcW w:w="1803" w:type="dxa"/>
+          </w:tcPr>
+          <w:p>
+            <w:r>
+              <w:t>5</w:t>
+            </w:r>
+          </w:p>
+        </w:tc>
+        <w:tc>
+          <w:tcPr>
+            <w:tcW w:w="1803" w:type="dxa"/>
+          </w:tcPr>
+          <w:p>
+            <w:r>
+              <w:t>12/10/26</w:t>
+            </w:r>
+          </w:p>
+        </w:tc>
+        <w:tc>
+          <w:tcPr>
+            <w:tcW w:w="1803" w:type="dxa"/>
+          </w:tcPr>
+          <w:p>
+            <w:r>
+              <w:t>16:08</w:t>
+            </w:r>
+          </w:p>
+        </w:tc>
+        <w:tc>
+          <w:tcPr>
+            <w:tcW w:w="1803" w:type="dxa"/>
+          </w:tcPr>
+          <w:p>
+            <w:r>
+              <w:t>Checking when I go home</w:t>
+            </w:r>
+          </w:p>
+        </w:tc>
+        <w:tc>
+          <w:tcPr>
+            <w:tcW w:w="1804" w:type="dxa"/>
+          </w:tcPr>
+          <w:p>
+            <w:r>
+              <w:t>Phone</w:t>
+            </w:r>
+          </w:p>
+          <w:p/>
+        </w:tc>
+      </w:tr>
+      <w:tr>
+        <w:tc>
+          <w:tcPr>
+            <w:tcW w:w="1803" w:type="dxa"/>
+          </w:tcPr>
+          <w:p>
+            <w:r>
+              <w:t>6</w:t>
+            </w:r>
+          </w:p>
+        </w:tc>
+        <w:tc>
+          <w:tcPr>
+            <w:tcW w:w="1803" w:type="dxa"/>
+          </w:tcPr>
+          <w:p>
+            <w:r>
+              <w:t>12/10/26</w:t>
+            </w:r>
+          </w:p>
+        </w:tc>
+        <w:tc>
+          <w:tcPr>
+            <w:tcW w:w="1803" w:type="dxa"/>
+          </w:tcPr>
+          <w:p>
+            <w:r>
+              <w:t>21:46</w:t>
+            </w:r>
+          </w:p>
+        </w:tc>
+        <w:tc>
+          <w:tcPr>
+            <w:tcW w:w="1803" w:type="dxa"/>
+          </w:tcPr>
+          <w:p>
+            <w:r>
+              <w:t>Checking how late it is</w:t>
+            </w:r>
+          </w:p>
+        </w:tc>
+        <w:tc>
+          <w:tcPr>
+            <w:tcW w:w="1804" w:type="dxa"/>
+          </w:tcPr>
+          <w:p>
+            <w:r>
+              <w:t xml:space="preserve">Phone </w:t>
+            </w:r>
+          </w:p>
+        </w:tc>
+      </w:tr>
+      <w:tr>
+        <w:tc>
+          <w:tcPr>
+            <w:tcW w:w="1803" w:type="dxa"/>
+          </w:tcPr>
+          <w:p>
+            <w:r>
+              <w:t>7</w:t>
+            </w:r>
+          </w:p>
+        </w:tc>
+        <w:tc>
+          <w:tcPr>
+            <w:tcW w:w="1803" w:type="dxa"/>
+          </w:tcPr>
+          <w:p>
+            <w:r>
+              <w:t>13/10/26</w:t>
+            </w:r>
+          </w:p>
+        </w:tc>
+        <w:tc>
+          <w:tcPr>
+            <w:tcW w:w="1803" w:type="dxa"/>
+          </w:tcPr>
+          <w:p>
+            <w:r>
+              <w:t>07:24</w:t>
+            </w:r>
+          </w:p>
+        </w:tc>
+        <w:tc>
+          <w:tcPr>
+            <w:tcW w:w="1803" w:type="dxa"/>
+          </w:tcPr>
+          <w:p>
+            <w:r>
+              <w:t>Checking time after waking up</w:t>
+            </w:r>
+          </w:p>
+        </w:tc>
+        <w:tc>
+          <w:tcPr>
+            <w:tcW w:w="1804" w:type="dxa"/>
+          </w:tcPr>
+          <w:p>
+            <w:r>
+              <w:t>Phone</w:t>
+            </w:r>
+          </w:p>
+          <w:p/>
+        </w:tc>
+      </w:tr>
+      <w:tr>
+        <w:tc>
+          <w:tcPr>
+            <w:tcW w:w="1803" w:type="dxa"/>
+          </w:tcPr>
+          <w:p>
+            <w:r>
+              <w:t>8</w:t>
+            </w:r>
+          </w:p>
+        </w:tc>
+        <w:tc>
+          <w:tcPr>
+            <w:tcW w:w="1803" w:type="dxa"/>
+          </w:tcPr>
+          <w:p>
+            <w:r>
+              <w:t>13/10/26</w:t>
+            </w:r>
+          </w:p>
+        </w:tc>
+        <w:tc>
+          <w:tcPr>
+            <w:tcW w:w="1803" w:type="dxa"/>
+          </w:tcPr>
+          <w:p>
+            <w:r>
+              <w:t>08:11</w:t>
+            </w:r>
+          </w:p>
+        </w:tc>
+        <w:tc>
+          <w:tcPr>
+            <w:tcW w:w="1803" w:type="dxa"/>
+          </w:tcPr>
+          <w:p>
+            <w:r>
+              <w:t xml:space="preserve">Getting ready for uni </w:t>
+            </w:r>
+          </w:p>
+        </w:tc>
+        <w:tc>
+          <w:tcPr>
+            <w:tcW w:w="1804" w:type="dxa"/>
+          </w:tcPr>
+          <w:p>
+            <w:r>
+              <w:t xml:space="preserve">Phone </w:t>
+            </w:r>
+          </w:p>
+        </w:tc>
+      </w:tr>
+      <w:tr>
+        <w:tc>
+          <w:tcPr>
+            <w:tcW w:w="1803" w:type="dxa"/>
+          </w:tcPr>
+          <w:p>
+            <w:r>
+              <w:t>9</w:t>
+            </w:r>
+          </w:p>
+        </w:tc>
+        <w:tc>
+          <w:tcPr>
+            <w:tcW w:w="1803" w:type="dxa"/>
+          </w:tcPr>
+          <w:p>
+            <w:r>
+              <w:t>13/10/26</w:t>
+            </w:r>
+          </w:p>
+        </w:tc>
+        <w:tc>
+          <w:tcPr>
+            <w:tcW w:w="1803" w:type="dxa"/>
+          </w:tcPr>
+          <w:p>
+            <w:r>
+              <w:t>08:47</w:t>
+            </w:r>
+          </w:p>
+        </w:tc>
+        <w:tc>
+          <w:tcPr>
+            <w:tcW w:w="1803" w:type="dxa"/>
+          </w:tcPr>
+          <w:p>
+            <w:r>
+              <w:t xml:space="preserve">Checking time before class </w:t>
+            </w:r>
+          </w:p>
+        </w:tc>
+        <w:tc>
+          <w:tcPr>
+            <w:tcW w:w="1804" w:type="dxa"/>
+          </w:tcPr>
+          <w:p>
+            <w:r>
+              <w:t xml:space="preserve">Phone </w:t>
+            </w:r>
+          </w:p>
+        </w:tc>
+      </w:tr>
+      <w:tr>
+        <w:tc>
+          <w:tcPr>
+            <w:tcW w:w="1803" w:type="dxa"/>
+          </w:tcPr>
+          <w:p>
+            <w:r>
+              <w:t>10</w:t>
+            </w:r>
+          </w:p>
+        </w:tc>
+        <w:tc>
+          <w:tcPr>
+            <w:tcW w:w="1803" w:type="dxa"/>
+          </w:tcPr>
+          <w:p>
+            <w:r>
+              <w:t>13/10/26</w:t>
+            </w:r>
+          </w:p>
+        </w:tc>
+        <w:tc>
+          <w:tcPr>
+            <w:tcW w:w="1803" w:type="dxa"/>
+          </w:tcPr>
+          <w:p>
+            <w:r>
+              <w:t>10:56</w:t>
+            </w:r>
+          </w:p>
+        </w:tc>
+        <w:tc>
+          <w:tcPr>
+            <w:tcW w:w="1803" w:type="dxa"/>
+          </w:tcPr>
+          <w:p>
+            <w:r>
+              <w:t xml:space="preserve">Waiting for next lecture </w:t>
+            </w:r>
+          </w:p>
+        </w:tc>
+        <w:tc>
+          <w:tcPr>
+            <w:tcW w:w="1804" w:type="dxa"/>
+          </w:tcPr>
+          <w:p>
+            <w:r>
+              <w:t xml:space="preserve">Laptop </w:t>
+            </w:r>
+          </w:p>
+        </w:tc>
+      </w:tr>
+      <w:tr>
+        <w:tc>
+          <w:tcPr>
+            <w:tcW w:w="1803" w:type="dxa"/>
+          </w:tcPr>
+          <w:p>
+            <w:r>
+              <w:t>11</w:t>
+            </w:r>
+          </w:p>
+        </w:tc>
+        <w:tc>
+          <w:tcPr>
+            <w:tcW w:w="1803" w:type="dxa"/>
+          </w:tcPr>
+          <w:p>
+            <w:r>
+              <w:t>13/10/26</w:t>
+            </w:r>
+          </w:p>
+        </w:tc>
+        <w:tc>
+          <w:tcPr>
+            <w:tcW w:w="1803" w:type="dxa"/>
+          </w:tcPr>
+          <w:p>
+            <w:r>
+              <w:t>14:38</w:t>
+            </w:r>
+          </w:p>
+        </w:tc>
+        <w:tc>
+          <w:tcPr>
+            <w:tcW w:w="1803" w:type="dxa"/>
+          </w:tcPr>
+          <w:p>
+            <w:r>
+              <w:t>Checking travel time hone</w:t>
+            </w:r>
+          </w:p>
+        </w:tc>
+        <w:tc>
+          <w:tcPr>
+            <w:tcW w:w="1804" w:type="dxa"/>
+          </w:tcPr>
+          <w:p>
+            <w:r>
+              <w:t>phone</w:t>
+            </w:r>
+          </w:p>
+        </w:tc>
+      </w:tr>
+      <w:tr>
+        <w:tc>
+          <w:tcPr>
+            <w:tcW w:w="1803" w:type="dxa"/>
+          </w:tcPr>
+          <w:p>
+            <w:r>
+              <w:t>12</w:t>
+            </w:r>
+          </w:p>
+        </w:tc>
+        <w:tc>
+          <w:tcPr>
+            <w:tcW w:w="1803" w:type="dxa"/>
+          </w:tcPr>
+          <w:p>
+            <w:r>
+              <w:t>13/10/26</w:t>
+            </w:r>
+          </w:p>
+        </w:tc>
+        <w:tc>
+          <w:tcPr>
+            <w:tcW w:w="1803" w:type="dxa"/>
+          </w:tcPr>
+          <w:p>
+            <w:r>
+              <w:t>20:17</w:t>
+            </w:r>
+          </w:p>
+        </w:tc>
+        <w:tc>
+          <w:tcPr>
+            <w:tcW w:w="1803" w:type="dxa"/>
+          </w:tcPr>
+          <w:p>
+            <w:r>
+              <w:t xml:space="preserve">Checking study time </w:t>
+            </w:r>
+          </w:p>
+        </w:tc>
+        <w:tc>
+          <w:tcPr>
+            <w:tcW w:w="1804" w:type="dxa"/>
+          </w:tcPr>
+          <w:p>
+            <w:r>
+              <w:t xml:space="preserve">Laptop </w:t>
+            </w:r>
+          </w:p>
+        </w:tc>
+      </w:tr>
+      <w:tr>
+        <w:tc>
+          <w:tcPr>
+            <w:tcW w:w="1803" w:type="dxa"/>
+          </w:tcPr>
+          <w:p>
+            <w:r>
+              <w:t>13</w:t>
+            </w:r>
+          </w:p>
+        </w:tc>
+        <w:tc>
+          <w:tcPr>
+            <w:tcW w:w="1803" w:type="dxa"/>
+          </w:tcPr>
+          <w:p>
+            <w:r>
+              <w:t>1</w:t>
+            </w:r>
+            <w:r>
+              <w:t>4</w:t>
+            </w:r>
+            <w:r>
+              <w:t>/10/26</w:t>
+            </w:r>
+          </w:p>
+        </w:tc>
+        <w:tc>
+          <w:tcPr>
+            <w:tcW w:w="1803" w:type="dxa"/>
+          </w:tcPr>
+          <w:p>
+            <w:r>
+              <w:t>08:39</w:t>
+            </w:r>
+          </w:p>
+        </w:tc>
+        <w:tc>
+          <w:tcPr>
+            <w:tcW w:w="1803" w:type="dxa"/>
+          </w:tcPr>
+          <w:p>
+            <w:r>
+              <w:t xml:space="preserve">Just woke up </w:t>
+            </w:r>
+          </w:p>
+        </w:tc>
+        <w:tc>
+          <w:tcPr>
+            <w:tcW w:w="1804" w:type="dxa"/>
+          </w:tcPr>
+          <w:p>
+            <w:r>
+              <w:t>Phone</w:t>
+            </w:r>
+          </w:p>
+        </w:tc>
+      </w:tr>
+      <w:tr>
+        <w:tc>
+          <w:tcPr>
+            <w:tcW w:w="1803" w:type="dxa"/>
+          </w:tcPr>
+          <w:p>
+            <w:r>
+              <w:t>14</w:t>
+            </w:r>
+          </w:p>
+        </w:tc>
+        <w:tc>
+          <w:tcPr>
+            <w:tcW w:w="1803" w:type="dxa"/>
+          </w:tcPr>
+          <w:p>
+            <w:r>
+              <w:t>1</w:t>
+            </w:r>
+            <w:r>
+              <w:t>4</w:t>
+            </w:r>
+            <w:r>
+              <w:t>/10/26</w:t>
+            </w:r>
+          </w:p>
+        </w:tc>
+        <w:tc>
+          <w:tcPr>
+            <w:tcW w:w="1803" w:type="dxa"/>
+          </w:tcPr>
+          <w:p>
+            <w:r>
+              <w:t>10:17</w:t>
+            </w:r>
+          </w:p>
+        </w:tc>
+        <w:tc>
+          <w:tcPr>
+            <w:tcW w:w="1803" w:type="dxa"/>
+          </w:tcPr>
+          <w:p>
+            <w:r>
+              <w:t xml:space="preserve">Checking study schedule </w:t>
+            </w:r>
+          </w:p>
+        </w:tc>
+        <w:tc>
+          <w:tcPr>
+            <w:tcW w:w="1804" w:type="dxa"/>
+          </w:tcPr>
+          <w:p>
+            <w:r>
+              <w:t xml:space="preserve">Phone </w:t>
+            </w:r>
+          </w:p>
+        </w:tc>
+      </w:tr>
+      <w:tr>
+        <w:tc>
+          <w:tcPr>
+            <w:tcW w:w="1803" w:type="dxa"/>
+          </w:tcPr>
+          <w:p>
+            <w:r>
+              <w:t>15</w:t>
+            </w:r>
+          </w:p>
+        </w:tc>
+        <w:tc>
+          <w:tcPr>
+            <w:tcW w:w="1803" w:type="dxa"/>
+          </w:tcPr>
+          <w:p>
+            <w:r>
+              <w:t>1</w:t>
+            </w:r>
+            <w:r>
+              <w:t>4</w:t>
+            </w:r>
+            <w:r>
+              <w:t>/10/26</w:t>
+            </w:r>
+          </w:p>
+        </w:tc>
+        <w:tc>
+          <w:tcPr>
+            <w:tcW w:w="1803" w:type="dxa"/>
+          </w:tcPr>
+          <w:p>
+            <w:r>
+              <w:t>11:43</w:t>
+            </w:r>
+          </w:p>
+        </w:tc>
+        <w:tc>
+          <w:tcPr>
+            <w:tcW w:w="1803" w:type="dxa"/>
+          </w:tcPr>
+          <w:p>
+            <w:r>
+              <w:t xml:space="preserve">Getting ready to go uni </w:t>
+            </w:r>
+          </w:p>
+        </w:tc>
+        <w:tc>
+          <w:tcPr>
+            <w:tcW w:w="1804" w:type="dxa"/>
+          </w:tcPr>
+          <w:p>
+            <w:r>
+              <w:t>phone</w:t>
+            </w:r>
+          </w:p>
+        </w:tc>
+      </w:tr>
+      <w:tr>
+        <w:tc>
+          <w:tcPr>
+            <w:tcW w:w="1803" w:type="dxa"/>
+          </w:tcPr>
+          <w:p>
+            <w:pPr>
+              <w:tabs>
+                <w:tab w:val="left" w:pos="1060"/>
+              </w:tabs>
+            </w:pPr>
+            <w:r>
+              <w:t>16</w:t>
+            </w:r>
+            <w:r>
+              <w:tab/>
+            </w:r>
+          </w:p>
+        </w:tc>
+        <w:tc>
+          <w:tcPr>
+            <w:tcW w:w="1803" w:type="dxa"/>
+          </w:tcPr>
+          <w:p>
+            <w:r>
+              <w:t>1</w:t>
+            </w:r>
+            <w:r>
+              <w:t>4</w:t>
+            </w:r>
+            <w:r>
+              <w:t>/10/26</w:t>
+            </w:r>
+          </w:p>
+        </w:tc>
+        <w:tc>
+          <w:tcPr>
+            <w:tcW w:w="1803" w:type="dxa"/>
+          </w:tcPr>
+          <w:p>
+            <w:r>
+              <w:t>12:58</w:t>
+            </w:r>
+          </w:p>
+        </w:tc>
+        <w:tc>
+          <w:tcPr>
+            <w:tcW w:w="1803" w:type="dxa"/>
+          </w:tcPr>
+          <w:p>
+            <w:r>
+              <w:t xml:space="preserve">Checking time during break </w:t>
+            </w:r>
+          </w:p>
+        </w:tc>
+        <w:tc>
+          <w:tcPr>
+            <w:tcW w:w="1804" w:type="dxa"/>
+          </w:tcPr>
+          <w:p>
+            <w:r>
+              <w:t xml:space="preserve">Phone </w:t>
+            </w:r>
+          </w:p>
+        </w:tc>
+      </w:tr>
+      <w:tr>
+        <w:tc>
+          <w:tcPr>
+            <w:tcW w:w="1803" w:type="dxa"/>
+          </w:tcPr>
+          <w:p>
+            <w:pPr>
+              <w:tabs>
+                <w:tab w:val="left" w:pos="1060"/>
+              </w:tabs>
+            </w:pPr>
+            <w:r>
+              <w:t>17</w:t>
+            </w:r>
+          </w:p>
+        </w:tc>
+        <w:tc>
+          <w:tcPr>
+            <w:tcW w:w="1803" w:type="dxa"/>
+          </w:tcPr>
+          <w:p>
+            <w:r>
+              <w:t>1</w:t>
+            </w:r>
+            <w:r>
+              <w:t>4</w:t>
+            </w:r>
+            <w:r>
+              <w:t>/10/26</w:t>
+            </w:r>
+          </w:p>
+        </w:tc>
+        <w:tc>
+          <w:tcPr>
+            <w:tcW w:w="1803" w:type="dxa"/>
+          </w:tcPr>
+          <w:p>
+            <w:r>
+              <w:t>17:26</w:t>
+            </w:r>
+          </w:p>
+        </w:tc>
+        <w:tc>
+          <w:tcPr>
+            <w:tcW w:w="1803" w:type="dxa"/>
+          </w:tcPr>
+          <w:p>
+            <w:r>
+              <w:t xml:space="preserve">Checking how long I’ve studied </w:t>
+            </w:r>
+          </w:p>
+        </w:tc>
+        <w:tc>
+          <w:tcPr>
+            <w:tcW w:w="1804" w:type="dxa"/>
+          </w:tcPr>
+          <w:p>
+            <w:r>
+              <w:t xml:space="preserve">Laptop </w:t>
+            </w:r>
+          </w:p>
+        </w:tc>
+      </w:tr>
+      <w:tr>
+        <w:tc>
+          <w:tcPr>
+            <w:tcW w:w="1803" w:type="dxa"/>
+          </w:tcPr>
+          <w:p>
+            <w:pPr>
+              <w:tabs>
+                <w:tab w:val="left" w:pos="1060"/>
+              </w:tabs>
+            </w:pPr>
+            <w:r>
+              <w:t>18</w:t>
+            </w:r>
+          </w:p>
+        </w:tc>
+        <w:tc>
+          <w:tcPr>
+            <w:tcW w:w="1803" w:type="dxa"/>
+          </w:tcPr>
+          <w:p>
+            <w:r>
+              <w:t>1</w:t>
+            </w:r>
+            <w:r>
+              <w:t>4</w:t>
+            </w:r>
+            <w:r>
+              <w:t>/10/26</w:t>
+            </w:r>
+          </w:p>
+        </w:tc>
+        <w:tc>
+          <w:tcPr>
+            <w:tcW w:w="1803" w:type="dxa"/>
+          </w:tcPr>
+          <w:p>
+            <w:r>
+              <w:t>22:34</w:t>
+            </w:r>
+          </w:p>
+        </w:tc>
+        <w:tc>
+          <w:tcPr>
+            <w:tcW w:w="1803" w:type="dxa"/>
+          </w:tcPr>
+          <w:p>
+            <w:r>
+              <w:t xml:space="preserve">Checking time before sleeping </w:t>
+            </w:r>
+          </w:p>
+        </w:tc>
+        <w:tc>
+          <w:tcPr>
+            <w:tcW w:w="1804" w:type="dxa"/>
+          </w:tcPr>
+          <w:p>
+            <w:r>
+              <w:t xml:space="preserve">Phone </w:t>
+            </w:r>
+          </w:p>
+        </w:tc>
+      </w:tr>
+      <w:tr>
+        <w:tc>
+          <w:tcPr>
+            <w:tcW w:w="1803" w:type="dxa"/>
+          </w:tcPr>
+          <w:p>
+            <w:pPr>
+              <w:tabs>
+                <w:tab w:val="left" w:pos="1060"/>
+              </w:tabs>
+            </w:pPr>
+            <w:r>
+              <w:t>19</w:t>
+            </w:r>
+          </w:p>
+        </w:tc>
+        <w:tc>
+          <w:tcPr>
+            <w:tcW w:w="1803" w:type="dxa"/>
+          </w:tcPr>
+          <w:p>
+            <w:r>
+              <w:t>1</w:t>
+            </w:r>
+            <w:r>
+              <w:t>5</w:t>
+            </w:r>
+            <w:r>
+              <w:t>/10/26</w:t>
+            </w:r>
+          </w:p>
+        </w:tc>
+        <w:tc>
+          <w:tcPr>
+            <w:tcW w:w="1803" w:type="dxa"/>
+          </w:tcPr>
+          <w:p>
+            <w:r>
+              <w:t>09:26</w:t>
+            </w:r>
+          </w:p>
+        </w:tc>
+        <w:tc>
+          <w:tcPr>
+            <w:tcW w:w="1803" w:type="dxa"/>
+          </w:tcPr>
+          <w:p>
+            <w:r>
+              <w:t xml:space="preserve">Just woke up </w:t>
+            </w:r>
+          </w:p>
+        </w:tc>
+        <w:tc>
+          <w:tcPr>
+            <w:tcW w:w="1804" w:type="dxa"/>
+          </w:tcPr>
+          <w:p>
+            <w:r>
+              <w:t xml:space="preserve">Phone </w:t>
+            </w:r>
+          </w:p>
+        </w:tc>
+      </w:tr>
+    </w:tbl>
+    <w:p/>
     <w:sectPr>
       <w:pgSz w:w="11906" w:h="16838"/>
       <w:pgMar w:top="1440" w:right="1440" w:bottom="1440" w:left="1440" w:header="708" w:footer="708" w:gutter="0"/>
@@ -620,7 +1747,6 @@
   <w:style w:type="character" w:default="1" w:styleId="DefaultParagraphFont">
     <w:name w:val="Default Paragraph Font"/>
     <w:uiPriority w:val="1"/>
-    <w:semiHidden/>
     <w:unhideWhenUsed/>
   </w:style>
   <w:style w:type="table" w:default="1" w:styleId="TableNormal">
@@ -933,6 +2059,25 @@
       <w:color w:val="0F4761" w:themeColor="accent1" w:themeShade="BF"/>
       <w:spacing w:val="5"/>
     </w:rPr>
+  </w:style>
+  <w:style w:type="table" w:styleId="TableGrid">
+    <w:name w:val="Table Grid"/>
+    <w:basedOn w:val="TableNormal"/>
+    <w:uiPriority w:val="39"/>
+    <w:rsid w:val="007D7E26"/>
+    <w:pPr>
+      <w:spacing w:after="0" w:line="240" w:lineRule="auto"/>
+    </w:pPr>
+    <w:tblPr>
+      <w:tblBorders>
+        <w:top w:val="single" w:sz="4" w:space="0" w:color="auto"/>
+        <w:left w:val="single" w:sz="4" w:space="0" w:color="auto"/>
+        <w:bottom w:val="single" w:sz="4" w:space="0" w:color="auto"/>
+        <w:right w:val="single" w:sz="4" w:space="0" w:color="auto"/>
+        <w:insideH w:val="single" w:sz="4" w:space="0" w:color="auto"/>
+        <w:insideV w:val="single" w:sz="4" w:space="0" w:color="auto"/>
+      </w:tblBorders>
+    </w:tblPr>
   </w:style>
 </w:styles>
 </file>

--- a/mydata.docx
+++ b/mydata.docx
@@ -720,9 +720,3468 @@
           </w:tcPr>
           <w:p>
             <w:r>
+              <w:t>14/10/26</w:t>
+            </w:r>
+          </w:p>
+        </w:tc>
+        <w:tc>
+          <w:tcPr>
+            <w:tcW w:w="1803" w:type="dxa"/>
+          </w:tcPr>
+          <w:p>
+            <w:r>
+              <w:t>08:39</w:t>
+            </w:r>
+          </w:p>
+        </w:tc>
+        <w:tc>
+          <w:tcPr>
+            <w:tcW w:w="1803" w:type="dxa"/>
+          </w:tcPr>
+          <w:p>
+            <w:r>
+              <w:t xml:space="preserve">Just woke up </w:t>
+            </w:r>
+          </w:p>
+        </w:tc>
+        <w:tc>
+          <w:tcPr>
+            <w:tcW w:w="1804" w:type="dxa"/>
+          </w:tcPr>
+          <w:p>
+            <w:r>
+              <w:t>Phone</w:t>
+            </w:r>
+          </w:p>
+        </w:tc>
+      </w:tr>
+      <w:tr>
+        <w:tc>
+          <w:tcPr>
+            <w:tcW w:w="1803" w:type="dxa"/>
+          </w:tcPr>
+          <w:p>
+            <w:r>
+              <w:t>14</w:t>
+            </w:r>
+          </w:p>
+        </w:tc>
+        <w:tc>
+          <w:tcPr>
+            <w:tcW w:w="1803" w:type="dxa"/>
+          </w:tcPr>
+          <w:p>
+            <w:r>
+              <w:t>14/10/26</w:t>
+            </w:r>
+          </w:p>
+        </w:tc>
+        <w:tc>
+          <w:tcPr>
+            <w:tcW w:w="1803" w:type="dxa"/>
+          </w:tcPr>
+          <w:p>
+            <w:r>
+              <w:t>10:17</w:t>
+            </w:r>
+          </w:p>
+        </w:tc>
+        <w:tc>
+          <w:tcPr>
+            <w:tcW w:w="1803" w:type="dxa"/>
+          </w:tcPr>
+          <w:p>
+            <w:r>
+              <w:t xml:space="preserve">Checking study schedule </w:t>
+            </w:r>
+          </w:p>
+        </w:tc>
+        <w:tc>
+          <w:tcPr>
+            <w:tcW w:w="1804" w:type="dxa"/>
+          </w:tcPr>
+          <w:p>
+            <w:r>
+              <w:t xml:space="preserve">Phone </w:t>
+            </w:r>
+          </w:p>
+        </w:tc>
+      </w:tr>
+      <w:tr>
+        <w:tc>
+          <w:tcPr>
+            <w:tcW w:w="1803" w:type="dxa"/>
+          </w:tcPr>
+          <w:p>
+            <w:r>
+              <w:t>15</w:t>
+            </w:r>
+          </w:p>
+        </w:tc>
+        <w:tc>
+          <w:tcPr>
+            <w:tcW w:w="1803" w:type="dxa"/>
+          </w:tcPr>
+          <w:p>
+            <w:r>
+              <w:t>14/10/26</w:t>
+            </w:r>
+          </w:p>
+        </w:tc>
+        <w:tc>
+          <w:tcPr>
+            <w:tcW w:w="1803" w:type="dxa"/>
+          </w:tcPr>
+          <w:p>
+            <w:r>
+              <w:t>11:43</w:t>
+            </w:r>
+          </w:p>
+        </w:tc>
+        <w:tc>
+          <w:tcPr>
+            <w:tcW w:w="1803" w:type="dxa"/>
+          </w:tcPr>
+          <w:p>
+            <w:r>
+              <w:t xml:space="preserve">Getting ready to go uni </w:t>
+            </w:r>
+          </w:p>
+        </w:tc>
+        <w:tc>
+          <w:tcPr>
+            <w:tcW w:w="1804" w:type="dxa"/>
+          </w:tcPr>
+          <w:p>
+            <w:r>
+              <w:t>phone</w:t>
+            </w:r>
+          </w:p>
+        </w:tc>
+      </w:tr>
+      <w:tr>
+        <w:tc>
+          <w:tcPr>
+            <w:tcW w:w="1803" w:type="dxa"/>
+          </w:tcPr>
+          <w:p>
+            <w:pPr>
+              <w:tabs>
+                <w:tab w:val="left" w:pos="1060"/>
+              </w:tabs>
+            </w:pPr>
+            <w:r>
+              <w:t>16</w:t>
+            </w:r>
+            <w:r>
+              <w:tab/>
+            </w:r>
+          </w:p>
+        </w:tc>
+        <w:tc>
+          <w:tcPr>
+            <w:tcW w:w="1803" w:type="dxa"/>
+          </w:tcPr>
+          <w:p>
+            <w:r>
+              <w:t>14/10/26</w:t>
+            </w:r>
+          </w:p>
+        </w:tc>
+        <w:tc>
+          <w:tcPr>
+            <w:tcW w:w="1803" w:type="dxa"/>
+          </w:tcPr>
+          <w:p>
+            <w:r>
+              <w:t>12:58</w:t>
+            </w:r>
+          </w:p>
+        </w:tc>
+        <w:tc>
+          <w:tcPr>
+            <w:tcW w:w="1803" w:type="dxa"/>
+          </w:tcPr>
+          <w:p>
+            <w:r>
+              <w:t xml:space="preserve">Checking time during break </w:t>
+            </w:r>
+          </w:p>
+        </w:tc>
+        <w:tc>
+          <w:tcPr>
+            <w:tcW w:w="1804" w:type="dxa"/>
+          </w:tcPr>
+          <w:p>
+            <w:r>
+              <w:t xml:space="preserve">Phone </w:t>
+            </w:r>
+          </w:p>
+        </w:tc>
+      </w:tr>
+      <w:tr>
+        <w:tc>
+          <w:tcPr>
+            <w:tcW w:w="1803" w:type="dxa"/>
+          </w:tcPr>
+          <w:p>
+            <w:pPr>
+              <w:tabs>
+                <w:tab w:val="left" w:pos="1060"/>
+              </w:tabs>
+            </w:pPr>
+            <w:r>
+              <w:t>17</w:t>
+            </w:r>
+          </w:p>
+        </w:tc>
+        <w:tc>
+          <w:tcPr>
+            <w:tcW w:w="1803" w:type="dxa"/>
+          </w:tcPr>
+          <w:p>
+            <w:r>
+              <w:t>14/10/26</w:t>
+            </w:r>
+          </w:p>
+        </w:tc>
+        <w:tc>
+          <w:tcPr>
+            <w:tcW w:w="1803" w:type="dxa"/>
+          </w:tcPr>
+          <w:p>
+            <w:r>
+              <w:t>17:26</w:t>
+            </w:r>
+          </w:p>
+        </w:tc>
+        <w:tc>
+          <w:tcPr>
+            <w:tcW w:w="1803" w:type="dxa"/>
+          </w:tcPr>
+          <w:p>
+            <w:r>
+              <w:t xml:space="preserve">Checking how long I’ve studied </w:t>
+            </w:r>
+          </w:p>
+        </w:tc>
+        <w:tc>
+          <w:tcPr>
+            <w:tcW w:w="1804" w:type="dxa"/>
+          </w:tcPr>
+          <w:p>
+            <w:r>
+              <w:t xml:space="preserve">Laptop </w:t>
+            </w:r>
+          </w:p>
+        </w:tc>
+      </w:tr>
+      <w:tr>
+        <w:tc>
+          <w:tcPr>
+            <w:tcW w:w="1803" w:type="dxa"/>
+          </w:tcPr>
+          <w:p>
+            <w:pPr>
+              <w:tabs>
+                <w:tab w:val="left" w:pos="1060"/>
+              </w:tabs>
+            </w:pPr>
+            <w:r>
+              <w:t>18</w:t>
+            </w:r>
+          </w:p>
+        </w:tc>
+        <w:tc>
+          <w:tcPr>
+            <w:tcW w:w="1803" w:type="dxa"/>
+          </w:tcPr>
+          <w:p>
+            <w:r>
+              <w:t>14/10/26</w:t>
+            </w:r>
+          </w:p>
+        </w:tc>
+        <w:tc>
+          <w:tcPr>
+            <w:tcW w:w="1803" w:type="dxa"/>
+          </w:tcPr>
+          <w:p>
+            <w:r>
+              <w:t>22:34</w:t>
+            </w:r>
+          </w:p>
+        </w:tc>
+        <w:tc>
+          <w:tcPr>
+            <w:tcW w:w="1803" w:type="dxa"/>
+          </w:tcPr>
+          <w:p>
+            <w:r>
+              <w:t xml:space="preserve">Checking time before sleeping </w:t>
+            </w:r>
+          </w:p>
+        </w:tc>
+        <w:tc>
+          <w:tcPr>
+            <w:tcW w:w="1804" w:type="dxa"/>
+          </w:tcPr>
+          <w:p>
+            <w:r>
+              <w:t xml:space="preserve">Phone </w:t>
+            </w:r>
+          </w:p>
+        </w:tc>
+      </w:tr>
+      <w:tr>
+        <w:tc>
+          <w:tcPr>
+            <w:tcW w:w="1803" w:type="dxa"/>
+          </w:tcPr>
+          <w:p>
+            <w:pPr>
+              <w:tabs>
+                <w:tab w:val="left" w:pos="1060"/>
+              </w:tabs>
+            </w:pPr>
+            <w:r>
+              <w:t>19</w:t>
+            </w:r>
+          </w:p>
+        </w:tc>
+        <w:tc>
+          <w:tcPr>
+            <w:tcW w:w="1803" w:type="dxa"/>
+          </w:tcPr>
+          <w:p>
+            <w:r>
+              <w:t>15/10/26</w:t>
+            </w:r>
+          </w:p>
+        </w:tc>
+        <w:tc>
+          <w:tcPr>
+            <w:tcW w:w="1803" w:type="dxa"/>
+          </w:tcPr>
+          <w:p>
+            <w:r>
+              <w:t>09:26</w:t>
+            </w:r>
+          </w:p>
+        </w:tc>
+        <w:tc>
+          <w:tcPr>
+            <w:tcW w:w="1803" w:type="dxa"/>
+          </w:tcPr>
+          <w:p>
+            <w:r>
+              <w:t xml:space="preserve">Just woke up </w:t>
+            </w:r>
+          </w:p>
+        </w:tc>
+        <w:tc>
+          <w:tcPr>
+            <w:tcW w:w="1804" w:type="dxa"/>
+          </w:tcPr>
+          <w:p>
+            <w:r>
+              <w:t xml:space="preserve">Phone </w:t>
+            </w:r>
+          </w:p>
+        </w:tc>
+      </w:tr>
+      <w:tr>
+        <w:tc>
+          <w:tcPr>
+            <w:tcW w:w="1803" w:type="dxa"/>
+          </w:tcPr>
+          <w:p>
+            <w:pPr>
+              <w:tabs>
+                <w:tab w:val="left" w:pos="1060"/>
+              </w:tabs>
+            </w:pPr>
+            <w:r>
+              <w:t>20</w:t>
+            </w:r>
+          </w:p>
+        </w:tc>
+        <w:tc>
+          <w:tcPr>
+            <w:tcW w:w="1803" w:type="dxa"/>
+          </w:tcPr>
+          <w:p>
+            <w:r>
+              <w:t>15/10/26</w:t>
+            </w:r>
+          </w:p>
+        </w:tc>
+        <w:tc>
+          <w:tcPr>
+            <w:tcW w:w="1803" w:type="dxa"/>
+          </w:tcPr>
+          <w:p>
+            <w:r>
+              <w:t>10:41</w:t>
+            </w:r>
+          </w:p>
+        </w:tc>
+        <w:tc>
+          <w:tcPr>
+            <w:tcW w:w="1803" w:type="dxa"/>
+          </w:tcPr>
+          <w:p>
+            <w:r>
+              <w:t>Checking study time</w:t>
+            </w:r>
+          </w:p>
+        </w:tc>
+        <w:tc>
+          <w:tcPr>
+            <w:tcW w:w="1804" w:type="dxa"/>
+          </w:tcPr>
+          <w:p>
+            <w:r>
+              <w:t>Laptop</w:t>
+            </w:r>
+          </w:p>
+        </w:tc>
+      </w:tr>
+      <w:tr>
+        <w:tc>
+          <w:tcPr>
+            <w:tcW w:w="1803" w:type="dxa"/>
+          </w:tcPr>
+          <w:p>
+            <w:pPr>
+              <w:tabs>
+                <w:tab w:val="left" w:pos="1060"/>
+              </w:tabs>
+            </w:pPr>
+            <w:r>
+              <w:t xml:space="preserve">21 </w:t>
+            </w:r>
+          </w:p>
+        </w:tc>
+        <w:tc>
+          <w:tcPr>
+            <w:tcW w:w="1803" w:type="dxa"/>
+          </w:tcPr>
+          <w:p>
+            <w:r>
+              <w:t>15/10/26</w:t>
+            </w:r>
+          </w:p>
+        </w:tc>
+        <w:tc>
+          <w:tcPr>
+            <w:tcW w:w="1803" w:type="dxa"/>
+          </w:tcPr>
+          <w:p>
+            <w:r>
+              <w:t>12:16</w:t>
+            </w:r>
+          </w:p>
+        </w:tc>
+        <w:tc>
+          <w:tcPr>
+            <w:tcW w:w="1803" w:type="dxa"/>
+          </w:tcPr>
+          <w:p>
+            <w:r>
+              <w:t>Checking if its lunchtime</w:t>
+            </w:r>
+          </w:p>
+        </w:tc>
+        <w:tc>
+          <w:tcPr>
+            <w:tcW w:w="1804" w:type="dxa"/>
+          </w:tcPr>
+          <w:p>
+            <w:r>
+              <w:t>Phone</w:t>
+            </w:r>
+          </w:p>
+        </w:tc>
+      </w:tr>
+      <w:tr>
+        <w:tc>
+          <w:tcPr>
+            <w:tcW w:w="1803" w:type="dxa"/>
+          </w:tcPr>
+          <w:p>
+            <w:pPr>
+              <w:tabs>
+                <w:tab w:val="left" w:pos="1060"/>
+              </w:tabs>
+            </w:pPr>
+            <w:r>
+              <w:t>22</w:t>
+            </w:r>
+          </w:p>
+        </w:tc>
+        <w:tc>
+          <w:tcPr>
+            <w:tcW w:w="1803" w:type="dxa"/>
+          </w:tcPr>
+          <w:p>
+            <w:r>
+              <w:t>15/10/26</w:t>
+            </w:r>
+          </w:p>
+        </w:tc>
+        <w:tc>
+          <w:tcPr>
+            <w:tcW w:w="1803" w:type="dxa"/>
+          </w:tcPr>
+          <w:p>
+            <w:r>
+              <w:t>15:08</w:t>
+            </w:r>
+          </w:p>
+        </w:tc>
+        <w:tc>
+          <w:tcPr>
+            <w:tcW w:w="1803" w:type="dxa"/>
+          </w:tcPr>
+          <w:p>
+            <w:r>
+              <w:t>Checking how much time has passed</w:t>
+            </w:r>
+          </w:p>
+        </w:tc>
+        <w:tc>
+          <w:tcPr>
+            <w:tcW w:w="1804" w:type="dxa"/>
+          </w:tcPr>
+          <w:p>
+            <w:r>
+              <w:t>Laptop</w:t>
+            </w:r>
+          </w:p>
+        </w:tc>
+      </w:tr>
+      <w:tr>
+        <w:tc>
+          <w:tcPr>
+            <w:tcW w:w="1803" w:type="dxa"/>
+          </w:tcPr>
+          <w:p>
+            <w:pPr>
+              <w:tabs>
+                <w:tab w:val="left" w:pos="1060"/>
+              </w:tabs>
+            </w:pPr>
+            <w:r>
+              <w:t>23</w:t>
+            </w:r>
+          </w:p>
+        </w:tc>
+        <w:tc>
+          <w:tcPr>
+            <w:tcW w:w="1803" w:type="dxa"/>
+          </w:tcPr>
+          <w:p>
+            <w:r>
+              <w:t>15/10/26</w:t>
+            </w:r>
+          </w:p>
+        </w:tc>
+        <w:tc>
+          <w:tcPr>
+            <w:tcW w:w="1803" w:type="dxa"/>
+          </w:tcPr>
+          <w:p>
+            <w:r>
+              <w:t>18:47</w:t>
+            </w:r>
+          </w:p>
+        </w:tc>
+        <w:tc>
+          <w:tcPr>
+            <w:tcW w:w="1803" w:type="dxa"/>
+          </w:tcPr>
+          <w:p>
+            <w:r>
+              <w:t>Checking time before dinner</w:t>
+            </w:r>
+          </w:p>
+        </w:tc>
+        <w:tc>
+          <w:tcPr>
+            <w:tcW w:w="1804" w:type="dxa"/>
+          </w:tcPr>
+          <w:p>
+            <w:r>
+              <w:t>Clock</w:t>
+            </w:r>
+          </w:p>
+        </w:tc>
+      </w:tr>
+      <w:tr>
+        <w:tc>
+          <w:tcPr>
+            <w:tcW w:w="1803" w:type="dxa"/>
+          </w:tcPr>
+          <w:p>
+            <w:pPr>
+              <w:tabs>
+                <w:tab w:val="left" w:pos="1060"/>
+              </w:tabs>
+            </w:pPr>
+            <w:r>
+              <w:t>24</w:t>
+            </w:r>
+          </w:p>
+        </w:tc>
+        <w:tc>
+          <w:tcPr>
+            <w:tcW w:w="1803" w:type="dxa"/>
+          </w:tcPr>
+          <w:p>
+            <w:r>
+              <w:t>15/10/26</w:t>
+            </w:r>
+          </w:p>
+        </w:tc>
+        <w:tc>
+          <w:tcPr>
+            <w:tcW w:w="1803" w:type="dxa"/>
+          </w:tcPr>
+          <w:p>
+            <w:r>
+              <w:t xml:space="preserve">23:13 </w:t>
+            </w:r>
+          </w:p>
+        </w:tc>
+        <w:tc>
+          <w:tcPr>
+            <w:tcW w:w="1803" w:type="dxa"/>
+          </w:tcPr>
+          <w:p>
+            <w:r>
+              <w:t xml:space="preserve">Checking if it’s getting late </w:t>
+            </w:r>
+          </w:p>
+        </w:tc>
+        <w:tc>
+          <w:tcPr>
+            <w:tcW w:w="1804" w:type="dxa"/>
+          </w:tcPr>
+          <w:p>
+            <w:r>
+              <w:t>Phone</w:t>
+            </w:r>
+          </w:p>
+          <w:p/>
+        </w:tc>
+      </w:tr>
+      <w:tr>
+        <w:tc>
+          <w:tcPr>
+            <w:tcW w:w="1803" w:type="dxa"/>
+          </w:tcPr>
+          <w:p>
+            <w:pPr>
+              <w:tabs>
+                <w:tab w:val="left" w:pos="1060"/>
+              </w:tabs>
+            </w:pPr>
+            <w:r>
+              <w:lastRenderedPageBreak/>
+              <w:t>25</w:t>
+            </w:r>
+          </w:p>
+        </w:tc>
+        <w:tc>
+          <w:tcPr>
+            <w:tcW w:w="1803" w:type="dxa"/>
+          </w:tcPr>
+          <w:p>
+            <w:r>
+              <w:t>16/10/26</w:t>
+            </w:r>
+          </w:p>
+        </w:tc>
+        <w:tc>
+          <w:tcPr>
+            <w:tcW w:w="1803" w:type="dxa"/>
+          </w:tcPr>
+          <w:p>
+            <w:r>
+              <w:t>07:08</w:t>
+            </w:r>
+          </w:p>
+        </w:tc>
+        <w:tc>
+          <w:tcPr>
+            <w:tcW w:w="1803" w:type="dxa"/>
+          </w:tcPr>
+          <w:p>
+            <w:r>
+              <w:t>Checking time after alarm</w:t>
+            </w:r>
+          </w:p>
+        </w:tc>
+        <w:tc>
+          <w:tcPr>
+            <w:tcW w:w="1804" w:type="dxa"/>
+          </w:tcPr>
+          <w:p>
+            <w:r>
+              <w:t>phone</w:t>
+            </w:r>
+          </w:p>
+        </w:tc>
+      </w:tr>
+      <w:tr>
+        <w:tc>
+          <w:tcPr>
+            <w:tcW w:w="1803" w:type="dxa"/>
+          </w:tcPr>
+          <w:p>
+            <w:pPr>
+              <w:tabs>
+                <w:tab w:val="left" w:pos="1060"/>
+              </w:tabs>
+            </w:pPr>
+            <w:r>
+              <w:t>26</w:t>
+            </w:r>
+          </w:p>
+        </w:tc>
+        <w:tc>
+          <w:tcPr>
+            <w:tcW w:w="1803" w:type="dxa"/>
+          </w:tcPr>
+          <w:p>
+            <w:r>
+              <w:t>16/10/26</w:t>
+            </w:r>
+          </w:p>
+        </w:tc>
+        <w:tc>
+          <w:tcPr>
+            <w:tcW w:w="1803" w:type="dxa"/>
+          </w:tcPr>
+          <w:p>
+            <w:r>
+              <w:t>08:36</w:t>
+            </w:r>
+          </w:p>
+        </w:tc>
+        <w:tc>
+          <w:tcPr>
+            <w:tcW w:w="1803" w:type="dxa"/>
+          </w:tcPr>
+          <w:p>
+            <w:r>
+              <w:t xml:space="preserve">Checking time after travelling </w:t>
+            </w:r>
+          </w:p>
+        </w:tc>
+        <w:tc>
+          <w:tcPr>
+            <w:tcW w:w="1804" w:type="dxa"/>
+          </w:tcPr>
+          <w:p>
+            <w:r>
+              <w:t xml:space="preserve">Phone </w:t>
+            </w:r>
+          </w:p>
+        </w:tc>
+      </w:tr>
+      <w:tr>
+        <w:trPr>
+          <w:trHeight w:val="50"/>
+        </w:trPr>
+        <w:tc>
+          <w:tcPr>
+            <w:tcW w:w="1803" w:type="dxa"/>
+          </w:tcPr>
+          <w:p>
+            <w:pPr>
+              <w:tabs>
+                <w:tab w:val="left" w:pos="1060"/>
+              </w:tabs>
+            </w:pPr>
+            <w:r>
+              <w:t>27</w:t>
+            </w:r>
+          </w:p>
+        </w:tc>
+        <w:tc>
+          <w:tcPr>
+            <w:tcW w:w="1803" w:type="dxa"/>
+          </w:tcPr>
+          <w:p>
+            <w:r>
+              <w:t>16/10/26</w:t>
+            </w:r>
+          </w:p>
+        </w:tc>
+        <w:tc>
+          <w:tcPr>
+            <w:tcW w:w="1803" w:type="dxa"/>
+          </w:tcPr>
+          <w:p>
+            <w:r>
+              <w:t>09:02</w:t>
+            </w:r>
+          </w:p>
+        </w:tc>
+        <w:tc>
+          <w:tcPr>
+            <w:tcW w:w="1803" w:type="dxa"/>
+          </w:tcPr>
+          <w:p>
+            <w:r>
+              <w:t>Checking lecture start time</w:t>
+            </w:r>
+          </w:p>
+        </w:tc>
+        <w:tc>
+          <w:tcPr>
+            <w:tcW w:w="1804" w:type="dxa"/>
+          </w:tcPr>
+          <w:p>
+            <w:r>
+              <w:t>Laptop</w:t>
+            </w:r>
+          </w:p>
+        </w:tc>
+      </w:tr>
+      <w:tr>
+        <w:tc>
+          <w:tcPr>
+            <w:tcW w:w="1803" w:type="dxa"/>
+          </w:tcPr>
+          <w:p>
+            <w:pPr>
+              <w:tabs>
+                <w:tab w:val="left" w:pos="1060"/>
+              </w:tabs>
+            </w:pPr>
+            <w:r>
+              <w:t>28</w:t>
+            </w:r>
+          </w:p>
+        </w:tc>
+        <w:tc>
+          <w:tcPr>
+            <w:tcW w:w="1803" w:type="dxa"/>
+          </w:tcPr>
+          <w:p>
+            <w:r>
+              <w:t>16/10/26</w:t>
+            </w:r>
+          </w:p>
+        </w:tc>
+        <w:tc>
+          <w:tcPr>
+            <w:tcW w:w="1803" w:type="dxa"/>
+          </w:tcPr>
+          <w:p>
+            <w:r>
+              <w:t>12:23</w:t>
+            </w:r>
+          </w:p>
+        </w:tc>
+        <w:tc>
+          <w:tcPr>
+            <w:tcW w:w="1803" w:type="dxa"/>
+          </w:tcPr>
+          <w:p>
+            <w:r>
+              <w:t xml:space="preserve">Checking lunch break </w:t>
+            </w:r>
+          </w:p>
+        </w:tc>
+        <w:tc>
+          <w:tcPr>
+            <w:tcW w:w="1804" w:type="dxa"/>
+          </w:tcPr>
+          <w:p>
+            <w:r>
+              <w:t xml:space="preserve">Phone </w:t>
+            </w:r>
+          </w:p>
+        </w:tc>
+      </w:tr>
+      <w:tr>
+        <w:tc>
+          <w:tcPr>
+            <w:tcW w:w="1803" w:type="dxa"/>
+          </w:tcPr>
+          <w:p>
+            <w:pPr>
+              <w:tabs>
+                <w:tab w:val="left" w:pos="1060"/>
+              </w:tabs>
+            </w:pPr>
+            <w:r>
+              <w:t xml:space="preserve">29 </w:t>
+            </w:r>
+          </w:p>
+        </w:tc>
+        <w:tc>
+          <w:tcPr>
+            <w:tcW w:w="1803" w:type="dxa"/>
+          </w:tcPr>
+          <w:p>
+            <w:r>
+              <w:t>16/10/26</w:t>
+            </w:r>
+          </w:p>
+        </w:tc>
+        <w:tc>
+          <w:tcPr>
+            <w:tcW w:w="1803" w:type="dxa"/>
+          </w:tcPr>
+          <w:p>
+            <w:r>
+              <w:t>15:49</w:t>
+            </w:r>
+          </w:p>
+        </w:tc>
+        <w:tc>
+          <w:tcPr>
+            <w:tcW w:w="1803" w:type="dxa"/>
+          </w:tcPr>
+          <w:p>
+            <w:r>
+              <w:t xml:space="preserve">Checking time to leave uni </w:t>
+            </w:r>
+          </w:p>
+        </w:tc>
+        <w:tc>
+          <w:tcPr>
+            <w:tcW w:w="1804" w:type="dxa"/>
+          </w:tcPr>
+          <w:p>
+            <w:r>
+              <w:t xml:space="preserve">Phone </w:t>
+            </w:r>
+          </w:p>
+        </w:tc>
+      </w:tr>
+      <w:tr>
+        <w:tc>
+          <w:tcPr>
+            <w:tcW w:w="1803" w:type="dxa"/>
+          </w:tcPr>
+          <w:p>
+            <w:pPr>
+              <w:tabs>
+                <w:tab w:val="left" w:pos="1060"/>
+              </w:tabs>
+            </w:pPr>
+            <w:r>
+              <w:t>30</w:t>
+            </w:r>
+          </w:p>
+        </w:tc>
+        <w:tc>
+          <w:tcPr>
+            <w:tcW w:w="1803" w:type="dxa"/>
+          </w:tcPr>
+          <w:p>
+            <w:r>
+              <w:t>16/10/26</w:t>
+            </w:r>
+          </w:p>
+        </w:tc>
+        <w:tc>
+          <w:tcPr>
+            <w:tcW w:w="1803" w:type="dxa"/>
+          </w:tcPr>
+          <w:p>
+            <w:r>
+              <w:t>19:54</w:t>
+            </w:r>
+          </w:p>
+        </w:tc>
+        <w:tc>
+          <w:tcPr>
+            <w:tcW w:w="1803" w:type="dxa"/>
+          </w:tcPr>
+          <w:p>
+            <w:r>
+              <w:t xml:space="preserve">Checking evening study time </w:t>
+            </w:r>
+          </w:p>
+        </w:tc>
+        <w:tc>
+          <w:tcPr>
+            <w:tcW w:w="1804" w:type="dxa"/>
+          </w:tcPr>
+          <w:p>
+            <w:r>
+              <w:t>laptop</w:t>
+            </w:r>
+          </w:p>
+        </w:tc>
+      </w:tr>
+      <w:tr>
+        <w:tc>
+          <w:tcPr>
+            <w:tcW w:w="1803" w:type="dxa"/>
+          </w:tcPr>
+          <w:p>
+            <w:pPr>
+              <w:tabs>
+                <w:tab w:val="left" w:pos="1060"/>
+              </w:tabs>
+            </w:pPr>
+            <w:r>
+              <w:t>31</w:t>
+            </w:r>
+          </w:p>
+        </w:tc>
+        <w:tc>
+          <w:tcPr>
+            <w:tcW w:w="1803" w:type="dxa"/>
+          </w:tcPr>
+          <w:p>
+            <w:r>
               <w:t>1</w:t>
             </w:r>
             <w:r>
+              <w:t>7</w:t>
+            </w:r>
+            <w:r>
+              <w:t>/10/26</w:t>
+            </w:r>
+          </w:p>
+        </w:tc>
+        <w:tc>
+          <w:tcPr>
+            <w:tcW w:w="1803" w:type="dxa"/>
+          </w:tcPr>
+          <w:p>
+            <w:r>
+              <w:t>09:42</w:t>
+            </w:r>
+          </w:p>
+        </w:tc>
+        <w:tc>
+          <w:tcPr>
+            <w:tcW w:w="1803" w:type="dxa"/>
+          </w:tcPr>
+          <w:p>
+            <w:r>
+              <w:t xml:space="preserve">Checking time after waking </w:t>
+            </w:r>
+          </w:p>
+        </w:tc>
+        <w:tc>
+          <w:tcPr>
+            <w:tcW w:w="1804" w:type="dxa"/>
+          </w:tcPr>
+          <w:p>
+            <w:r>
+              <w:t xml:space="preserve">Phone </w:t>
+            </w:r>
+          </w:p>
+        </w:tc>
+      </w:tr>
+      <w:tr>
+        <w:tc>
+          <w:tcPr>
+            <w:tcW w:w="1803" w:type="dxa"/>
+          </w:tcPr>
+          <w:p>
+            <w:pPr>
+              <w:tabs>
+                <w:tab w:val="left" w:pos="1060"/>
+              </w:tabs>
+            </w:pPr>
+            <w:r>
+              <w:t>32</w:t>
+            </w:r>
+          </w:p>
+        </w:tc>
+        <w:tc>
+          <w:tcPr>
+            <w:tcW w:w="1803" w:type="dxa"/>
+          </w:tcPr>
+          <w:p>
+            <w:r>
+              <w:t>17/10/26</w:t>
+            </w:r>
+          </w:p>
+        </w:tc>
+        <w:tc>
+          <w:tcPr>
+            <w:tcW w:w="1803" w:type="dxa"/>
+          </w:tcPr>
+          <w:p>
+            <w:r>
+              <w:t>11:18</w:t>
+            </w:r>
+          </w:p>
+        </w:tc>
+        <w:tc>
+          <w:tcPr>
+            <w:tcW w:w="1803" w:type="dxa"/>
+          </w:tcPr>
+          <w:p>
+            <w:r>
+              <w:t>Checking weekend plans</w:t>
+            </w:r>
+          </w:p>
+        </w:tc>
+        <w:tc>
+          <w:tcPr>
+            <w:tcW w:w="1804" w:type="dxa"/>
+          </w:tcPr>
+          <w:p>
+            <w:r>
+              <w:t xml:space="preserve">Phone </w:t>
+            </w:r>
+          </w:p>
+        </w:tc>
+      </w:tr>
+      <w:tr>
+        <w:tc>
+          <w:tcPr>
+            <w:tcW w:w="1803" w:type="dxa"/>
+          </w:tcPr>
+          <w:p>
+            <w:pPr>
+              <w:tabs>
+                <w:tab w:val="left" w:pos="1060"/>
+              </w:tabs>
+            </w:pPr>
+            <w:r>
+              <w:t>33</w:t>
+            </w:r>
+          </w:p>
+        </w:tc>
+        <w:tc>
+          <w:tcPr>
+            <w:tcW w:w="1803" w:type="dxa"/>
+          </w:tcPr>
+          <w:p>
+            <w:r>
+              <w:t>17/10/26</w:t>
+            </w:r>
+          </w:p>
+        </w:tc>
+        <w:tc>
+          <w:tcPr>
+            <w:tcW w:w="1803" w:type="dxa"/>
+          </w:tcPr>
+          <w:p>
+            <w:r>
+              <w:t>13:07</w:t>
+            </w:r>
+          </w:p>
+        </w:tc>
+        <w:tc>
+          <w:tcPr>
+            <w:tcW w:w="1803" w:type="dxa"/>
+          </w:tcPr>
+          <w:p>
+            <w:r>
+              <w:t>Checking lunch time</w:t>
+            </w:r>
+          </w:p>
+        </w:tc>
+        <w:tc>
+          <w:tcPr>
+            <w:tcW w:w="1804" w:type="dxa"/>
+          </w:tcPr>
+          <w:p>
+            <w:r>
+              <w:t xml:space="preserve">Clock </w:t>
+            </w:r>
+          </w:p>
+        </w:tc>
+      </w:tr>
+      <w:tr>
+        <w:tc>
+          <w:tcPr>
+            <w:tcW w:w="1803" w:type="dxa"/>
+          </w:tcPr>
+          <w:p>
+            <w:pPr>
+              <w:tabs>
+                <w:tab w:val="left" w:pos="1060"/>
+              </w:tabs>
+            </w:pPr>
+            <w:r>
+              <w:t>34</w:t>
+            </w:r>
+          </w:p>
+        </w:tc>
+        <w:tc>
+          <w:tcPr>
+            <w:tcW w:w="1803" w:type="dxa"/>
+          </w:tcPr>
+          <w:p>
+            <w:r>
+              <w:t>17/10/26</w:t>
+            </w:r>
+          </w:p>
+        </w:tc>
+        <w:tc>
+          <w:tcPr>
+            <w:tcW w:w="1803" w:type="dxa"/>
+          </w:tcPr>
+          <w:p>
+            <w:r>
+              <w:t>16:24</w:t>
+            </w:r>
+          </w:p>
+        </w:tc>
+        <w:tc>
+          <w:tcPr>
+            <w:tcW w:w="1803" w:type="dxa"/>
+          </w:tcPr>
+          <w:p>
+            <w:r>
+              <w:t>Checking how long I’ve been out</w:t>
+            </w:r>
+          </w:p>
+        </w:tc>
+        <w:tc>
+          <w:tcPr>
+            <w:tcW w:w="1804" w:type="dxa"/>
+          </w:tcPr>
+          <w:p>
+            <w:r>
+              <w:t xml:space="preserve">Phone </w:t>
+            </w:r>
+          </w:p>
+        </w:tc>
+      </w:tr>
+      <w:tr>
+        <w:tc>
+          <w:tcPr>
+            <w:tcW w:w="1803" w:type="dxa"/>
+          </w:tcPr>
+          <w:p>
+            <w:pPr>
+              <w:tabs>
+                <w:tab w:val="left" w:pos="1060"/>
+              </w:tabs>
+            </w:pPr>
+            <w:r>
+              <w:t>35</w:t>
+            </w:r>
+          </w:p>
+        </w:tc>
+        <w:tc>
+          <w:tcPr>
+            <w:tcW w:w="1803" w:type="dxa"/>
+          </w:tcPr>
+          <w:p>
+            <w:r>
+              <w:t>17/10/26</w:t>
+            </w:r>
+          </w:p>
+        </w:tc>
+        <w:tc>
+          <w:tcPr>
+            <w:tcW w:w="1803" w:type="dxa"/>
+          </w:tcPr>
+          <w:p>
+            <w:r>
+              <w:t>19:36</w:t>
+            </w:r>
+          </w:p>
+        </w:tc>
+        <w:tc>
+          <w:tcPr>
+            <w:tcW w:w="1803" w:type="dxa"/>
+          </w:tcPr>
+          <w:p>
+            <w:r>
+              <w:t xml:space="preserve">Checking time before dinner </w:t>
+            </w:r>
+          </w:p>
+        </w:tc>
+        <w:tc>
+          <w:tcPr>
+            <w:tcW w:w="1804" w:type="dxa"/>
+          </w:tcPr>
+          <w:p>
+            <w:r>
+              <w:t xml:space="preserve">Phone </w:t>
+            </w:r>
+          </w:p>
+        </w:tc>
+      </w:tr>
+      <w:tr>
+        <w:tc>
+          <w:tcPr>
+            <w:tcW w:w="1803" w:type="dxa"/>
+          </w:tcPr>
+          <w:p>
+            <w:pPr>
+              <w:tabs>
+                <w:tab w:val="left" w:pos="1060"/>
+              </w:tabs>
+            </w:pPr>
+            <w:r>
+              <w:t>36</w:t>
+            </w:r>
+          </w:p>
+        </w:tc>
+        <w:tc>
+          <w:tcPr>
+            <w:tcW w:w="1803" w:type="dxa"/>
+          </w:tcPr>
+          <w:p>
+            <w:r>
+              <w:t>17/10/26</w:t>
+            </w:r>
+          </w:p>
+        </w:tc>
+        <w:tc>
+          <w:tcPr>
+            <w:tcW w:w="1803" w:type="dxa"/>
+          </w:tcPr>
+          <w:p>
+            <w:r>
+              <w:t>23:28</w:t>
+            </w:r>
+          </w:p>
+        </w:tc>
+        <w:tc>
+          <w:tcPr>
+            <w:tcW w:w="1803" w:type="dxa"/>
+          </w:tcPr>
+          <w:p>
+            <w:r>
+              <w:t xml:space="preserve">Checking how late it is </w:t>
+            </w:r>
+          </w:p>
+        </w:tc>
+        <w:tc>
+          <w:tcPr>
+            <w:tcW w:w="1804" w:type="dxa"/>
+          </w:tcPr>
+          <w:p>
+            <w:r>
+              <w:t xml:space="preserve">Phone </w:t>
+            </w:r>
+          </w:p>
+        </w:tc>
+      </w:tr>
+      <w:tr>
+        <w:tc>
+          <w:tcPr>
+            <w:tcW w:w="1803" w:type="dxa"/>
+          </w:tcPr>
+          <w:p>
+            <w:pPr>
+              <w:tabs>
+                <w:tab w:val="left" w:pos="1060"/>
+              </w:tabs>
+            </w:pPr>
+            <w:r>
+              <w:t>37</w:t>
+            </w:r>
+          </w:p>
+        </w:tc>
+        <w:tc>
+          <w:tcPr>
+            <w:tcW w:w="1803" w:type="dxa"/>
+          </w:tcPr>
+          <w:p>
+            <w:r>
+              <w:t>1</w:t>
+            </w:r>
+            <w:r>
+              <w:t>8</w:t>
+            </w:r>
+            <w:r>
+              <w:t>/10/26</w:t>
+            </w:r>
+          </w:p>
+        </w:tc>
+        <w:tc>
+          <w:tcPr>
+            <w:tcW w:w="1803" w:type="dxa"/>
+          </w:tcPr>
+          <w:p>
+            <w:r>
+              <w:t>08:57</w:t>
+            </w:r>
+          </w:p>
+        </w:tc>
+        <w:tc>
+          <w:tcPr>
+            <w:tcW w:w="1803" w:type="dxa"/>
+          </w:tcPr>
+          <w:p>
+            <w:r>
+              <w:t>Checking time after waking</w:t>
+            </w:r>
+          </w:p>
+        </w:tc>
+        <w:tc>
+          <w:tcPr>
+            <w:tcW w:w="1804" w:type="dxa"/>
+          </w:tcPr>
+          <w:p>
+            <w:r>
+              <w:t xml:space="preserve">Phone </w:t>
+            </w:r>
+          </w:p>
+        </w:tc>
+      </w:tr>
+      <w:tr>
+        <w:tc>
+          <w:tcPr>
+            <w:tcW w:w="1803" w:type="dxa"/>
+          </w:tcPr>
+          <w:p>
+            <w:pPr>
+              <w:tabs>
+                <w:tab w:val="left" w:pos="1060"/>
+              </w:tabs>
+            </w:pPr>
+            <w:r>
+              <w:t>38</w:t>
+            </w:r>
+          </w:p>
+        </w:tc>
+        <w:tc>
+          <w:tcPr>
+            <w:tcW w:w="1803" w:type="dxa"/>
+          </w:tcPr>
+          <w:p>
+            <w:r>
+              <w:t>18/10/26</w:t>
+            </w:r>
+          </w:p>
+        </w:tc>
+        <w:tc>
+          <w:tcPr>
+            <w:tcW w:w="1803" w:type="dxa"/>
+          </w:tcPr>
+          <w:p>
+            <w:r>
+              <w:t>10:32</w:t>
+            </w:r>
+          </w:p>
+        </w:tc>
+        <w:tc>
+          <w:tcPr>
+            <w:tcW w:w="1803" w:type="dxa"/>
+          </w:tcPr>
+          <w:p>
+            <w:r>
+              <w:t xml:space="preserve">Checking study start time </w:t>
+            </w:r>
+          </w:p>
+        </w:tc>
+        <w:tc>
+          <w:tcPr>
+            <w:tcW w:w="1804" w:type="dxa"/>
+          </w:tcPr>
+          <w:p>
+            <w:r>
+              <w:t xml:space="preserve">Laptop </w:t>
+            </w:r>
+          </w:p>
+        </w:tc>
+      </w:tr>
+      <w:tr>
+        <w:tc>
+          <w:tcPr>
+            <w:tcW w:w="1803" w:type="dxa"/>
+          </w:tcPr>
+          <w:p>
+            <w:pPr>
+              <w:tabs>
+                <w:tab w:val="left" w:pos="1060"/>
+              </w:tabs>
+            </w:pPr>
+            <w:r>
+              <w:t>39</w:t>
+            </w:r>
+          </w:p>
+        </w:tc>
+        <w:tc>
+          <w:tcPr>
+            <w:tcW w:w="1803" w:type="dxa"/>
+          </w:tcPr>
+          <w:p>
+            <w:r>
+              <w:t>18/10/26</w:t>
+            </w:r>
+          </w:p>
+        </w:tc>
+        <w:tc>
+          <w:tcPr>
+            <w:tcW w:w="1803" w:type="dxa"/>
+          </w:tcPr>
+          <w:p>
+            <w:r>
+              <w:t>13:46</w:t>
+            </w:r>
+          </w:p>
+        </w:tc>
+        <w:tc>
+          <w:tcPr>
+            <w:tcW w:w="1803" w:type="dxa"/>
+          </w:tcPr>
+          <w:p>
+            <w:r>
+              <w:t xml:space="preserve">Checking lunchtime </w:t>
+            </w:r>
+          </w:p>
+        </w:tc>
+        <w:tc>
+          <w:tcPr>
+            <w:tcW w:w="1804" w:type="dxa"/>
+          </w:tcPr>
+          <w:p>
+            <w:r>
+              <w:t>Clock</w:t>
+            </w:r>
+          </w:p>
+        </w:tc>
+      </w:tr>
+      <w:tr>
+        <w:tc>
+          <w:tcPr>
+            <w:tcW w:w="1803" w:type="dxa"/>
+          </w:tcPr>
+          <w:p>
+            <w:pPr>
+              <w:tabs>
+                <w:tab w:val="left" w:pos="1060"/>
+              </w:tabs>
+            </w:pPr>
+            <w:r>
+              <w:t>40</w:t>
+            </w:r>
+          </w:p>
+        </w:tc>
+        <w:tc>
+          <w:tcPr>
+            <w:tcW w:w="1803" w:type="dxa"/>
+          </w:tcPr>
+          <w:p>
+            <w:r>
+              <w:t>18/10/26</w:t>
+            </w:r>
+          </w:p>
+        </w:tc>
+        <w:tc>
+          <w:tcPr>
+            <w:tcW w:w="1803" w:type="dxa"/>
+          </w:tcPr>
+          <w:p>
+            <w:r>
+              <w:t>15:19</w:t>
+            </w:r>
+          </w:p>
+        </w:tc>
+        <w:tc>
+          <w:tcPr>
+            <w:tcW w:w="1803" w:type="dxa"/>
+          </w:tcPr>
+          <w:p>
+            <w:r>
+              <w:t>Checking how long I’ve studied</w:t>
+            </w:r>
+          </w:p>
+        </w:tc>
+        <w:tc>
+          <w:tcPr>
+            <w:tcW w:w="1804" w:type="dxa"/>
+          </w:tcPr>
+          <w:p>
+            <w:r>
+              <w:t xml:space="preserve">Laptop </w:t>
+            </w:r>
+          </w:p>
+        </w:tc>
+      </w:tr>
+      <w:tr>
+        <w:tc>
+          <w:tcPr>
+            <w:tcW w:w="1803" w:type="dxa"/>
+          </w:tcPr>
+          <w:p>
+            <w:pPr>
+              <w:tabs>
+                <w:tab w:val="left" w:pos="1060"/>
+              </w:tabs>
+            </w:pPr>
+            <w:r>
+              <w:t>41</w:t>
+            </w:r>
+          </w:p>
+        </w:tc>
+        <w:tc>
+          <w:tcPr>
+            <w:tcW w:w="1803" w:type="dxa"/>
+          </w:tcPr>
+          <w:p>
+            <w:r>
+              <w:t>18/10/26</w:t>
+            </w:r>
+          </w:p>
+        </w:tc>
+        <w:tc>
+          <w:tcPr>
+            <w:tcW w:w="1803" w:type="dxa"/>
+          </w:tcPr>
+          <w:p>
+            <w:r>
+              <w:t>18:12</w:t>
+            </w:r>
+          </w:p>
+        </w:tc>
+        <w:tc>
+          <w:tcPr>
+            <w:tcW w:w="1803" w:type="dxa"/>
+          </w:tcPr>
+          <w:p>
+            <w:r>
+              <w:t xml:space="preserve">Checking evening plans </w:t>
+            </w:r>
+          </w:p>
+        </w:tc>
+        <w:tc>
+          <w:tcPr>
+            <w:tcW w:w="1804" w:type="dxa"/>
+          </w:tcPr>
+          <w:p>
+            <w:r>
+              <w:t xml:space="preserve">Phone </w:t>
+            </w:r>
+          </w:p>
+        </w:tc>
+      </w:tr>
+      <w:tr>
+        <w:tc>
+          <w:tcPr>
+            <w:tcW w:w="1803" w:type="dxa"/>
+          </w:tcPr>
+          <w:p>
+            <w:pPr>
+              <w:tabs>
+                <w:tab w:val="left" w:pos="1060"/>
+              </w:tabs>
+            </w:pPr>
+            <w:r>
+              <w:t>42</w:t>
+            </w:r>
+          </w:p>
+        </w:tc>
+        <w:tc>
+          <w:tcPr>
+            <w:tcW w:w="1803" w:type="dxa"/>
+          </w:tcPr>
+          <w:p>
+            <w:r>
+              <w:t>18/10/26</w:t>
+            </w:r>
+          </w:p>
+        </w:tc>
+        <w:tc>
+          <w:tcPr>
+            <w:tcW w:w="1803" w:type="dxa"/>
+          </w:tcPr>
+          <w:p>
+            <w:r>
+              <w:t>21:53</w:t>
+            </w:r>
+          </w:p>
+        </w:tc>
+        <w:tc>
+          <w:tcPr>
+            <w:tcW w:w="1803" w:type="dxa"/>
+          </w:tcPr>
+          <w:p>
+            <w:r>
+              <w:t>Checking bedtime</w:t>
+            </w:r>
+          </w:p>
+        </w:tc>
+        <w:tc>
+          <w:tcPr>
+            <w:tcW w:w="1804" w:type="dxa"/>
+          </w:tcPr>
+          <w:p>
+            <w:r>
+              <w:t xml:space="preserve">Phone </w:t>
+            </w:r>
+          </w:p>
+        </w:tc>
+      </w:tr>
+      <w:tr>
+        <w:tc>
+          <w:tcPr>
+            <w:tcW w:w="1803" w:type="dxa"/>
+          </w:tcPr>
+          <w:p>
+            <w:pPr>
+              <w:tabs>
+                <w:tab w:val="left" w:pos="1060"/>
+              </w:tabs>
+            </w:pPr>
+            <w:r>
+              <w:t>43</w:t>
+            </w:r>
+          </w:p>
+        </w:tc>
+        <w:tc>
+          <w:tcPr>
+            <w:tcW w:w="1803" w:type="dxa"/>
+          </w:tcPr>
+          <w:p>
+            <w:r>
+              <w:t>1</w:t>
+            </w:r>
+            <w:r>
+              <w:t>9</w:t>
+            </w:r>
+            <w:r>
+              <w:t>/10/26</w:t>
+            </w:r>
+          </w:p>
+        </w:tc>
+        <w:tc>
+          <w:tcPr>
+            <w:tcW w:w="1803" w:type="dxa"/>
+          </w:tcPr>
+          <w:p>
+            <w:r>
+              <w:t>07:16</w:t>
+            </w:r>
+          </w:p>
+        </w:tc>
+        <w:tc>
+          <w:tcPr>
+            <w:tcW w:w="1803" w:type="dxa"/>
+          </w:tcPr>
+          <w:p>
+            <w:r>
+              <w:t xml:space="preserve">Checking time after waking up </w:t>
+            </w:r>
+          </w:p>
+        </w:tc>
+        <w:tc>
+          <w:tcPr>
+            <w:tcW w:w="1804" w:type="dxa"/>
+          </w:tcPr>
+          <w:p>
+            <w:r>
+              <w:t>Phone</w:t>
+            </w:r>
+          </w:p>
+        </w:tc>
+      </w:tr>
+      <w:tr>
+        <w:tc>
+          <w:tcPr>
+            <w:tcW w:w="1803" w:type="dxa"/>
+          </w:tcPr>
+          <w:p>
+            <w:pPr>
+              <w:tabs>
+                <w:tab w:val="left" w:pos="1060"/>
+              </w:tabs>
+            </w:pPr>
+            <w:r>
+              <w:t>44</w:t>
+            </w:r>
+          </w:p>
+        </w:tc>
+        <w:tc>
+          <w:tcPr>
+            <w:tcW w:w="1803" w:type="dxa"/>
+          </w:tcPr>
+          <w:p>
+            <w:r>
+              <w:t>19/10/26</w:t>
+            </w:r>
+          </w:p>
+        </w:tc>
+        <w:tc>
+          <w:tcPr>
+            <w:tcW w:w="1803" w:type="dxa"/>
+          </w:tcPr>
+          <w:p>
+            <w:r>
+              <w:t>08:22</w:t>
+            </w:r>
+          </w:p>
+        </w:tc>
+        <w:tc>
+          <w:tcPr>
+            <w:tcW w:w="1803" w:type="dxa"/>
+          </w:tcPr>
+          <w:p>
+            <w:r>
+              <w:t>Checking time before leaving</w:t>
+            </w:r>
+          </w:p>
+        </w:tc>
+        <w:tc>
+          <w:tcPr>
+            <w:tcW w:w="1804" w:type="dxa"/>
+          </w:tcPr>
+          <w:p>
+            <w:r>
+              <w:t xml:space="preserve">Phone </w:t>
+            </w:r>
+          </w:p>
+        </w:tc>
+      </w:tr>
+      <w:tr>
+        <w:tc>
+          <w:tcPr>
+            <w:tcW w:w="1803" w:type="dxa"/>
+          </w:tcPr>
+          <w:p>
+            <w:pPr>
+              <w:tabs>
+                <w:tab w:val="left" w:pos="1060"/>
+              </w:tabs>
+            </w:pPr>
+            <w:r>
+              <w:t>45</w:t>
+            </w:r>
+          </w:p>
+        </w:tc>
+        <w:tc>
+          <w:tcPr>
+            <w:tcW w:w="1803" w:type="dxa"/>
+          </w:tcPr>
+          <w:p>
+            <w:r>
+              <w:t>19/10/26</w:t>
+            </w:r>
+          </w:p>
+        </w:tc>
+        <w:tc>
+          <w:tcPr>
+            <w:tcW w:w="1803" w:type="dxa"/>
+          </w:tcPr>
+          <w:p>
+            <w:r>
+              <w:t>08:51</w:t>
+            </w:r>
+          </w:p>
+        </w:tc>
+        <w:tc>
+          <w:tcPr>
+            <w:tcW w:w="1803" w:type="dxa"/>
+          </w:tcPr>
+          <w:p>
+            <w:r>
+              <w:t>Checking if lecture has started</w:t>
+            </w:r>
+          </w:p>
+        </w:tc>
+        <w:tc>
+          <w:tcPr>
+            <w:tcW w:w="1804" w:type="dxa"/>
+          </w:tcPr>
+          <w:p>
+            <w:r>
+              <w:t xml:space="preserve">Phone </w:t>
+            </w:r>
+          </w:p>
+        </w:tc>
+      </w:tr>
+      <w:tr>
+        <w:tc>
+          <w:tcPr>
+            <w:tcW w:w="1803" w:type="dxa"/>
+          </w:tcPr>
+          <w:p>
+            <w:pPr>
+              <w:tabs>
+                <w:tab w:val="left" w:pos="1060"/>
+              </w:tabs>
+            </w:pPr>
+            <w:r>
+              <w:t>46</w:t>
+            </w:r>
+          </w:p>
+        </w:tc>
+        <w:tc>
+          <w:tcPr>
+            <w:tcW w:w="1803" w:type="dxa"/>
+          </w:tcPr>
+          <w:p>
+            <w:r>
+              <w:t>19/10/26</w:t>
+            </w:r>
+          </w:p>
+        </w:tc>
+        <w:tc>
+          <w:tcPr>
+            <w:tcW w:w="1803" w:type="dxa"/>
+          </w:tcPr>
+          <w:p>
+            <w:r>
+              <w:t>11:09</w:t>
+            </w:r>
+          </w:p>
+        </w:tc>
+        <w:tc>
+          <w:tcPr>
+            <w:tcW w:w="1803" w:type="dxa"/>
+          </w:tcPr>
+          <w:p>
+            <w:r>
+              <w:t>Checking time until lunch</w:t>
+            </w:r>
+          </w:p>
+        </w:tc>
+        <w:tc>
+          <w:tcPr>
+            <w:tcW w:w="1804" w:type="dxa"/>
+          </w:tcPr>
+          <w:p>
+            <w:r>
+              <w:t xml:space="preserve">Laptop </w:t>
+            </w:r>
+          </w:p>
+        </w:tc>
+      </w:tr>
+      <w:tr>
+        <w:tc>
+          <w:tcPr>
+            <w:tcW w:w="1803" w:type="dxa"/>
+          </w:tcPr>
+          <w:p>
+            <w:pPr>
+              <w:tabs>
+                <w:tab w:val="left" w:pos="1060"/>
+              </w:tabs>
+            </w:pPr>
+            <w:r>
+              <w:t>47</w:t>
+            </w:r>
+          </w:p>
+        </w:tc>
+        <w:tc>
+          <w:tcPr>
+            <w:tcW w:w="1803" w:type="dxa"/>
+          </w:tcPr>
+          <w:p>
+            <w:r>
+              <w:t>19/10/26</w:t>
+            </w:r>
+          </w:p>
+        </w:tc>
+        <w:tc>
+          <w:tcPr>
+            <w:tcW w:w="1803" w:type="dxa"/>
+          </w:tcPr>
+          <w:p>
+            <w:r>
+              <w:t>15:37</w:t>
+            </w:r>
+          </w:p>
+        </w:tc>
+        <w:tc>
+          <w:tcPr>
+            <w:tcW w:w="1803" w:type="dxa"/>
+          </w:tcPr>
+          <w:p>
+            <w:r>
+              <w:t>Checking time to travel home</w:t>
+            </w:r>
+          </w:p>
+        </w:tc>
+        <w:tc>
+          <w:tcPr>
+            <w:tcW w:w="1804" w:type="dxa"/>
+          </w:tcPr>
+          <w:p>
+            <w:r>
+              <w:t xml:space="preserve">Phone </w:t>
+            </w:r>
+          </w:p>
+        </w:tc>
+      </w:tr>
+      <w:tr>
+        <w:tc>
+          <w:tcPr>
+            <w:tcW w:w="1803" w:type="dxa"/>
+          </w:tcPr>
+          <w:p>
+            <w:pPr>
+              <w:tabs>
+                <w:tab w:val="left" w:pos="1060"/>
+              </w:tabs>
+            </w:pPr>
+            <w:r>
+              <w:lastRenderedPageBreak/>
+              <w:t>48</w:t>
+            </w:r>
+          </w:p>
+        </w:tc>
+        <w:tc>
+          <w:tcPr>
+            <w:tcW w:w="1803" w:type="dxa"/>
+          </w:tcPr>
+          <w:p>
+            <w:r>
+              <w:t>19/10/26</w:t>
+            </w:r>
+          </w:p>
+        </w:tc>
+        <w:tc>
+          <w:tcPr>
+            <w:tcW w:w="1803" w:type="dxa"/>
+          </w:tcPr>
+          <w:p>
+            <w:r>
+              <w:t>22:06</w:t>
+            </w:r>
+          </w:p>
+        </w:tc>
+        <w:tc>
+          <w:tcPr>
+            <w:tcW w:w="1803" w:type="dxa"/>
+          </w:tcPr>
+          <w:p>
+            <w:r>
+              <w:t>Checking how late it is</w:t>
+            </w:r>
+          </w:p>
+        </w:tc>
+        <w:tc>
+          <w:tcPr>
+            <w:tcW w:w="1804" w:type="dxa"/>
+          </w:tcPr>
+          <w:p>
+            <w:r>
+              <w:t xml:space="preserve">Phone </w:t>
+            </w:r>
+          </w:p>
+        </w:tc>
+      </w:tr>
+      <w:tr>
+        <w:tc>
+          <w:tcPr>
+            <w:tcW w:w="1803" w:type="dxa"/>
+          </w:tcPr>
+          <w:p>
+            <w:pPr>
+              <w:tabs>
+                <w:tab w:val="left" w:pos="1060"/>
+              </w:tabs>
+            </w:pPr>
+            <w:r>
+              <w:t>49</w:t>
+            </w:r>
+          </w:p>
+        </w:tc>
+        <w:tc>
+          <w:tcPr>
+            <w:tcW w:w="1803" w:type="dxa"/>
+          </w:tcPr>
+          <w:p>
+            <w:r>
+              <w:t>19/10/26</w:t>
+            </w:r>
+          </w:p>
+        </w:tc>
+        <w:tc>
+          <w:tcPr>
+            <w:tcW w:w="1803" w:type="dxa"/>
+          </w:tcPr>
+          <w:p>
+            <w:r>
+              <w:t>07:34</w:t>
+            </w:r>
+          </w:p>
+        </w:tc>
+        <w:tc>
+          <w:tcPr>
+            <w:tcW w:w="1803" w:type="dxa"/>
+          </w:tcPr>
+          <w:p>
+            <w:r>
+              <w:t>Checking time after alarm</w:t>
+            </w:r>
+          </w:p>
+        </w:tc>
+        <w:tc>
+          <w:tcPr>
+            <w:tcW w:w="1804" w:type="dxa"/>
+          </w:tcPr>
+          <w:p>
+            <w:r>
+              <w:t xml:space="preserve">Phone </w:t>
+            </w:r>
+          </w:p>
+        </w:tc>
+      </w:tr>
+      <w:tr>
+        <w:tc>
+          <w:tcPr>
+            <w:tcW w:w="1803" w:type="dxa"/>
+          </w:tcPr>
+          <w:p>
+            <w:pPr>
+              <w:tabs>
+                <w:tab w:val="left" w:pos="1060"/>
+              </w:tabs>
+            </w:pPr>
+            <w:r>
+              <w:t>50</w:t>
+            </w:r>
+          </w:p>
+        </w:tc>
+        <w:tc>
+          <w:tcPr>
+            <w:tcW w:w="1803" w:type="dxa"/>
+          </w:tcPr>
+          <w:p>
+            <w:r>
+              <w:t>20</w:t>
+            </w:r>
+            <w:r>
+              <w:t>/10/26</w:t>
+            </w:r>
+          </w:p>
+        </w:tc>
+        <w:tc>
+          <w:tcPr>
+            <w:tcW w:w="1803" w:type="dxa"/>
+          </w:tcPr>
+          <w:p>
+            <w:r>
+              <w:t>08:43</w:t>
+            </w:r>
+          </w:p>
+        </w:tc>
+        <w:tc>
+          <w:tcPr>
+            <w:tcW w:w="1803" w:type="dxa"/>
+          </w:tcPr>
+          <w:p>
+            <w:r>
+              <w:t>Checking if I’m running late</w:t>
+            </w:r>
+          </w:p>
+        </w:tc>
+        <w:tc>
+          <w:tcPr>
+            <w:tcW w:w="1804" w:type="dxa"/>
+          </w:tcPr>
+          <w:p>
+            <w:r>
+              <w:t xml:space="preserve">Phone </w:t>
+            </w:r>
+          </w:p>
+        </w:tc>
+      </w:tr>
+      <w:tr>
+        <w:tc>
+          <w:tcPr>
+            <w:tcW w:w="1803" w:type="dxa"/>
+          </w:tcPr>
+          <w:p>
+            <w:pPr>
+              <w:tabs>
+                <w:tab w:val="left" w:pos="1060"/>
+              </w:tabs>
+            </w:pPr>
+            <w:r>
+              <w:t>51</w:t>
+            </w:r>
+          </w:p>
+        </w:tc>
+        <w:tc>
+          <w:tcPr>
+            <w:tcW w:w="1803" w:type="dxa"/>
+          </w:tcPr>
+          <w:p>
+            <w:r>
+              <w:t>20/10/26</w:t>
+            </w:r>
+          </w:p>
+        </w:tc>
+        <w:tc>
+          <w:tcPr>
+            <w:tcW w:w="1803" w:type="dxa"/>
+          </w:tcPr>
+          <w:p>
+            <w:r>
+              <w:t>10:24</w:t>
+            </w:r>
+          </w:p>
+        </w:tc>
+        <w:tc>
+          <w:tcPr>
+            <w:tcW w:w="1803" w:type="dxa"/>
+          </w:tcPr>
+          <w:p>
+            <w:r>
+              <w:t xml:space="preserve">Checking when lecture ends </w:t>
+            </w:r>
+          </w:p>
+        </w:tc>
+        <w:tc>
+          <w:tcPr>
+            <w:tcW w:w="1804" w:type="dxa"/>
+          </w:tcPr>
+          <w:p>
+            <w:r>
+              <w:t>Laptop</w:t>
+            </w:r>
+          </w:p>
+        </w:tc>
+      </w:tr>
+      <w:tr>
+        <w:tc>
+          <w:tcPr>
+            <w:tcW w:w="1803" w:type="dxa"/>
+          </w:tcPr>
+          <w:p>
+            <w:pPr>
+              <w:tabs>
+                <w:tab w:val="left" w:pos="1060"/>
+              </w:tabs>
+            </w:pPr>
+            <w:r>
+              <w:t>52</w:t>
+            </w:r>
+          </w:p>
+        </w:tc>
+        <w:tc>
+          <w:tcPr>
+            <w:tcW w:w="1803" w:type="dxa"/>
+          </w:tcPr>
+          <w:p>
+            <w:r>
+              <w:t>20/10/26</w:t>
+            </w:r>
+          </w:p>
+        </w:tc>
+        <w:tc>
+          <w:tcPr>
+            <w:tcW w:w="1803" w:type="dxa"/>
+          </w:tcPr>
+          <w:p>
+            <w:r>
+              <w:t>12:51</w:t>
+            </w:r>
+          </w:p>
+        </w:tc>
+        <w:tc>
+          <w:tcPr>
+            <w:tcW w:w="1803" w:type="dxa"/>
+          </w:tcPr>
+          <w:p>
+            <w:r>
+              <w:t>Checking time before lunch</w:t>
+            </w:r>
+          </w:p>
+        </w:tc>
+        <w:tc>
+          <w:tcPr>
+            <w:tcW w:w="1804" w:type="dxa"/>
+          </w:tcPr>
+          <w:p>
+            <w:r>
+              <w:t xml:space="preserve">Phone </w:t>
+            </w:r>
+          </w:p>
+        </w:tc>
+      </w:tr>
+      <w:tr>
+        <w:tc>
+          <w:tcPr>
+            <w:tcW w:w="1803" w:type="dxa"/>
+          </w:tcPr>
+          <w:p>
+            <w:pPr>
+              <w:tabs>
+                <w:tab w:val="left" w:pos="1060"/>
+              </w:tabs>
+            </w:pPr>
+            <w:r>
+              <w:t>53</w:t>
+            </w:r>
+          </w:p>
+        </w:tc>
+        <w:tc>
+          <w:tcPr>
+            <w:tcW w:w="1803" w:type="dxa"/>
+          </w:tcPr>
+          <w:p>
+            <w:r>
+              <w:t>20/10/26</w:t>
+            </w:r>
+          </w:p>
+        </w:tc>
+        <w:tc>
+          <w:tcPr>
+            <w:tcW w:w="1803" w:type="dxa"/>
+          </w:tcPr>
+          <w:p>
+            <w:r>
+              <w:t>17:14</w:t>
+            </w:r>
+          </w:p>
+        </w:tc>
+        <w:tc>
+          <w:tcPr>
+            <w:tcW w:w="1803" w:type="dxa"/>
+          </w:tcPr>
+          <w:p>
+            <w:r>
+              <w:t xml:space="preserve">Checking evening schedule </w:t>
+            </w:r>
+          </w:p>
+        </w:tc>
+        <w:tc>
+          <w:tcPr>
+            <w:tcW w:w="1804" w:type="dxa"/>
+          </w:tcPr>
+          <w:p>
+            <w:r>
+              <w:t xml:space="preserve">Phone </w:t>
+            </w:r>
+          </w:p>
+        </w:tc>
+      </w:tr>
+      <w:tr>
+        <w:tc>
+          <w:tcPr>
+            <w:tcW w:w="1803" w:type="dxa"/>
+          </w:tcPr>
+          <w:p>
+            <w:pPr>
+              <w:tabs>
+                <w:tab w:val="left" w:pos="1060"/>
+              </w:tabs>
+            </w:pPr>
+            <w:r>
+              <w:t>54</w:t>
+            </w:r>
+          </w:p>
+        </w:tc>
+        <w:tc>
+          <w:tcPr>
+            <w:tcW w:w="1803" w:type="dxa"/>
+          </w:tcPr>
+          <w:p>
+            <w:r>
+              <w:t>20/10/26</w:t>
+            </w:r>
+          </w:p>
+        </w:tc>
+        <w:tc>
+          <w:tcPr>
+            <w:tcW w:w="1803" w:type="dxa"/>
+          </w:tcPr>
+          <w:p>
+            <w:r>
+              <w:t>21:39</w:t>
+            </w:r>
+          </w:p>
+        </w:tc>
+        <w:tc>
+          <w:tcPr>
+            <w:tcW w:w="1803" w:type="dxa"/>
+          </w:tcPr>
+          <w:p>
+            <w:r>
+              <w:t xml:space="preserve">Checking how long I’ve studied </w:t>
+            </w:r>
+          </w:p>
+        </w:tc>
+        <w:tc>
+          <w:tcPr>
+            <w:tcW w:w="1804" w:type="dxa"/>
+          </w:tcPr>
+          <w:p>
+            <w:r>
+              <w:t xml:space="preserve">Laptop </w:t>
+            </w:r>
+          </w:p>
+        </w:tc>
+      </w:tr>
+      <w:tr>
+        <w:tc>
+          <w:tcPr>
+            <w:tcW w:w="1803" w:type="dxa"/>
+          </w:tcPr>
+          <w:p>
+            <w:pPr>
+              <w:tabs>
+                <w:tab w:val="left" w:pos="1060"/>
+              </w:tabs>
+            </w:pPr>
+            <w:r>
+              <w:t>55</w:t>
+            </w:r>
+          </w:p>
+        </w:tc>
+        <w:tc>
+          <w:tcPr>
+            <w:tcW w:w="1803" w:type="dxa"/>
+          </w:tcPr>
+          <w:p>
+            <w:r>
+              <w:t>2</w:t>
+            </w:r>
+            <w:r>
+              <w:t>1</w:t>
+            </w:r>
+            <w:r>
+              <w:t>/10/26</w:t>
+            </w:r>
+          </w:p>
+        </w:tc>
+        <w:tc>
+          <w:tcPr>
+            <w:tcW w:w="1803" w:type="dxa"/>
+          </w:tcPr>
+          <w:p>
+            <w:r>
+              <w:t xml:space="preserve">09:13 </w:t>
+            </w:r>
+          </w:p>
+        </w:tc>
+        <w:tc>
+          <w:tcPr>
+            <w:tcW w:w="1803" w:type="dxa"/>
+          </w:tcPr>
+          <w:p>
+            <w:r>
+              <w:t xml:space="preserve">Checking time after waking </w:t>
+            </w:r>
+          </w:p>
+        </w:tc>
+        <w:tc>
+          <w:tcPr>
+            <w:tcW w:w="1804" w:type="dxa"/>
+          </w:tcPr>
+          <w:p>
+            <w:r>
+              <w:t xml:space="preserve">Phone </w:t>
+            </w:r>
+          </w:p>
+        </w:tc>
+      </w:tr>
+      <w:tr>
+        <w:tc>
+          <w:tcPr>
+            <w:tcW w:w="1803" w:type="dxa"/>
+          </w:tcPr>
+          <w:p>
+            <w:pPr>
+              <w:tabs>
+                <w:tab w:val="left" w:pos="1060"/>
+              </w:tabs>
+            </w:pPr>
+            <w:r>
+              <w:t>56</w:t>
+            </w:r>
+          </w:p>
+        </w:tc>
+        <w:tc>
+          <w:tcPr>
+            <w:tcW w:w="1803" w:type="dxa"/>
+          </w:tcPr>
+          <w:p>
+            <w:r>
+              <w:t>21/10/26</w:t>
+            </w:r>
+          </w:p>
+        </w:tc>
+        <w:tc>
+          <w:tcPr>
+            <w:tcW w:w="1803" w:type="dxa"/>
+          </w:tcPr>
+          <w:p>
+            <w:r>
+              <w:t>10:48</w:t>
+            </w:r>
+          </w:p>
+        </w:tc>
+        <w:tc>
+          <w:tcPr>
+            <w:tcW w:w="1803" w:type="dxa"/>
+          </w:tcPr>
+          <w:p>
+            <w:r>
+              <w:t xml:space="preserve">Checking study schedule </w:t>
+            </w:r>
+          </w:p>
+        </w:tc>
+        <w:tc>
+          <w:tcPr>
+            <w:tcW w:w="1804" w:type="dxa"/>
+          </w:tcPr>
+          <w:p>
+            <w:r>
+              <w:t xml:space="preserve">Laptop </w:t>
+            </w:r>
+          </w:p>
+        </w:tc>
+      </w:tr>
+      <w:tr>
+        <w:tc>
+          <w:tcPr>
+            <w:tcW w:w="1803" w:type="dxa"/>
+          </w:tcPr>
+          <w:p>
+            <w:pPr>
+              <w:tabs>
+                <w:tab w:val="left" w:pos="1060"/>
+              </w:tabs>
+            </w:pPr>
+            <w:r>
+              <w:t>57</w:t>
+            </w:r>
+          </w:p>
+        </w:tc>
+        <w:tc>
+          <w:tcPr>
+            <w:tcW w:w="1803" w:type="dxa"/>
+          </w:tcPr>
+          <w:p>
+            <w:r>
+              <w:t>21/10/26</w:t>
+            </w:r>
+          </w:p>
+        </w:tc>
+        <w:tc>
+          <w:tcPr>
+            <w:tcW w:w="1803" w:type="dxa"/>
+          </w:tcPr>
+          <w:p>
+            <w:r>
+              <w:t>12:37</w:t>
+            </w:r>
+          </w:p>
+        </w:tc>
+        <w:tc>
+          <w:tcPr>
+            <w:tcW w:w="1803" w:type="dxa"/>
+          </w:tcPr>
+          <w:p>
+            <w:r>
+              <w:t>Checking time before lunch</w:t>
+            </w:r>
+          </w:p>
+        </w:tc>
+        <w:tc>
+          <w:tcPr>
+            <w:tcW w:w="1804" w:type="dxa"/>
+          </w:tcPr>
+          <w:p>
+            <w:r>
+              <w:t xml:space="preserve">Phone </w:t>
+            </w:r>
+          </w:p>
+        </w:tc>
+      </w:tr>
+      <w:tr>
+        <w:tc>
+          <w:tcPr>
+            <w:tcW w:w="1803" w:type="dxa"/>
+          </w:tcPr>
+          <w:p>
+            <w:pPr>
+              <w:tabs>
+                <w:tab w:val="left" w:pos="1060"/>
+              </w:tabs>
+            </w:pPr>
+            <w:r>
+              <w:t>58</w:t>
+            </w:r>
+          </w:p>
+        </w:tc>
+        <w:tc>
+          <w:tcPr>
+            <w:tcW w:w="1803" w:type="dxa"/>
+          </w:tcPr>
+          <w:p>
+            <w:r>
+              <w:t>21/10/26</w:t>
+            </w:r>
+          </w:p>
+        </w:tc>
+        <w:tc>
+          <w:tcPr>
+            <w:tcW w:w="1803" w:type="dxa"/>
+          </w:tcPr>
+          <w:p>
+            <w:r>
+              <w:t>14:26</w:t>
+            </w:r>
+          </w:p>
+        </w:tc>
+        <w:tc>
+          <w:tcPr>
+            <w:tcW w:w="1803" w:type="dxa"/>
+          </w:tcPr>
+          <w:p>
+            <w:r>
+              <w:t>Checking study progress</w:t>
+            </w:r>
+          </w:p>
+        </w:tc>
+        <w:tc>
+          <w:tcPr>
+            <w:tcW w:w="1804" w:type="dxa"/>
+          </w:tcPr>
+          <w:p>
+            <w:r>
+              <w:t xml:space="preserve">Laptop </w:t>
+            </w:r>
+          </w:p>
+        </w:tc>
+      </w:tr>
+      <w:tr>
+        <w:tc>
+          <w:tcPr>
+            <w:tcW w:w="1803" w:type="dxa"/>
+          </w:tcPr>
+          <w:p>
+            <w:pPr>
+              <w:tabs>
+                <w:tab w:val="left" w:pos="1060"/>
+              </w:tabs>
+            </w:pPr>
+            <w:r>
+              <w:t>59</w:t>
+            </w:r>
+          </w:p>
+        </w:tc>
+        <w:tc>
+          <w:tcPr>
+            <w:tcW w:w="1803" w:type="dxa"/>
+          </w:tcPr>
+          <w:p>
+            <w:r>
+              <w:t>21/10/26</w:t>
+            </w:r>
+          </w:p>
+        </w:tc>
+        <w:tc>
+          <w:tcPr>
+            <w:tcW w:w="1803" w:type="dxa"/>
+          </w:tcPr>
+          <w:p>
+            <w:r>
+              <w:t>18:03</w:t>
+            </w:r>
+          </w:p>
+        </w:tc>
+        <w:tc>
+          <w:tcPr>
+            <w:tcW w:w="1803" w:type="dxa"/>
+          </w:tcPr>
+          <w:p>
+            <w:r>
+              <w:t xml:space="preserve">Checking dinner time </w:t>
+            </w:r>
+          </w:p>
+        </w:tc>
+        <w:tc>
+          <w:tcPr>
+            <w:tcW w:w="1804" w:type="dxa"/>
+          </w:tcPr>
+          <w:p>
+            <w:r>
+              <w:t xml:space="preserve">Clock </w:t>
+            </w:r>
+          </w:p>
+        </w:tc>
+      </w:tr>
+      <w:tr>
+        <w:tc>
+          <w:tcPr>
+            <w:tcW w:w="1803" w:type="dxa"/>
+          </w:tcPr>
+          <w:p>
+            <w:pPr>
+              <w:tabs>
+                <w:tab w:val="left" w:pos="1060"/>
+              </w:tabs>
+            </w:pPr>
+            <w:r>
+              <w:t>60</w:t>
+            </w:r>
+          </w:p>
+        </w:tc>
+        <w:tc>
+          <w:tcPr>
+            <w:tcW w:w="1803" w:type="dxa"/>
+          </w:tcPr>
+          <w:p>
+            <w:r>
+              <w:t>21/10/26</w:t>
+            </w:r>
+          </w:p>
+        </w:tc>
+        <w:tc>
+          <w:tcPr>
+            <w:tcW w:w="1803" w:type="dxa"/>
+          </w:tcPr>
+          <w:p>
+            <w:r>
+              <w:t>22:57</w:t>
+            </w:r>
+          </w:p>
+        </w:tc>
+        <w:tc>
+          <w:tcPr>
+            <w:tcW w:w="1803" w:type="dxa"/>
+          </w:tcPr>
+          <w:p>
+            <w:r>
+              <w:t xml:space="preserve">Checking time before sleeping </w:t>
+            </w:r>
+          </w:p>
+        </w:tc>
+        <w:tc>
+          <w:tcPr>
+            <w:tcW w:w="1804" w:type="dxa"/>
+          </w:tcPr>
+          <w:p>
+            <w:r>
+              <w:t xml:space="preserve">Phone </w:t>
+            </w:r>
+          </w:p>
+        </w:tc>
+      </w:tr>
+      <w:tr>
+        <w:tc>
+          <w:tcPr>
+            <w:tcW w:w="1803" w:type="dxa"/>
+          </w:tcPr>
+          <w:p>
+            <w:pPr>
+              <w:tabs>
+                <w:tab w:val="left" w:pos="1060"/>
+              </w:tabs>
+            </w:pPr>
+            <w:r>
+              <w:t>61</w:t>
+            </w:r>
+          </w:p>
+        </w:tc>
+        <w:tc>
+          <w:tcPr>
+            <w:tcW w:w="1803" w:type="dxa"/>
+          </w:tcPr>
+          <w:p>
+            <w:r>
+              <w:t>2</w:t>
+            </w:r>
+            <w:r>
+              <w:t>2</w:t>
+            </w:r>
+            <w:r>
+              <w:t>/10/26</w:t>
+            </w:r>
+          </w:p>
+        </w:tc>
+        <w:tc>
+          <w:tcPr>
+            <w:tcW w:w="1803" w:type="dxa"/>
+          </w:tcPr>
+          <w:p>
+            <w:r>
+              <w:t>08:26</w:t>
+            </w:r>
+          </w:p>
+        </w:tc>
+        <w:tc>
+          <w:tcPr>
+            <w:tcW w:w="1803" w:type="dxa"/>
+          </w:tcPr>
+          <w:p>
+            <w:r>
+              <w:t>Checking time after waking up</w:t>
+            </w:r>
+          </w:p>
+        </w:tc>
+        <w:tc>
+          <w:tcPr>
+            <w:tcW w:w="1804" w:type="dxa"/>
+          </w:tcPr>
+          <w:p>
+            <w:r>
+              <w:t xml:space="preserve">Phone </w:t>
+            </w:r>
+          </w:p>
+        </w:tc>
+      </w:tr>
+      <w:tr>
+        <w:tc>
+          <w:tcPr>
+            <w:tcW w:w="1803" w:type="dxa"/>
+          </w:tcPr>
+          <w:p>
+            <w:pPr>
+              <w:tabs>
+                <w:tab w:val="left" w:pos="1060"/>
+              </w:tabs>
+            </w:pPr>
+            <w:r>
+              <w:t>62</w:t>
+            </w:r>
+          </w:p>
+        </w:tc>
+        <w:tc>
+          <w:tcPr>
+            <w:tcW w:w="1803" w:type="dxa"/>
+          </w:tcPr>
+          <w:p>
+            <w:r>
+              <w:t>22/10/26</w:t>
+            </w:r>
+          </w:p>
+        </w:tc>
+        <w:tc>
+          <w:tcPr>
+            <w:tcW w:w="1803" w:type="dxa"/>
+          </w:tcPr>
+          <w:p>
+            <w:r>
+              <w:t>10:09</w:t>
+            </w:r>
+          </w:p>
+        </w:tc>
+        <w:tc>
+          <w:tcPr>
+            <w:tcW w:w="1803" w:type="dxa"/>
+          </w:tcPr>
+          <w:p>
+            <w:r>
+              <w:t xml:space="preserve">Checking when to leave home </w:t>
+            </w:r>
+          </w:p>
+        </w:tc>
+        <w:tc>
+          <w:tcPr>
+            <w:tcW w:w="1804" w:type="dxa"/>
+          </w:tcPr>
+          <w:p>
+            <w:r>
+              <w:t>Phone</w:t>
+            </w:r>
+          </w:p>
+        </w:tc>
+      </w:tr>
+      <w:tr>
+        <w:tc>
+          <w:tcPr>
+            <w:tcW w:w="1803" w:type="dxa"/>
+          </w:tcPr>
+          <w:p>
+            <w:pPr>
+              <w:tabs>
+                <w:tab w:val="left" w:pos="1060"/>
+              </w:tabs>
+            </w:pPr>
+            <w:r>
+              <w:t>63</w:t>
+            </w:r>
+          </w:p>
+        </w:tc>
+        <w:tc>
+          <w:tcPr>
+            <w:tcW w:w="1803" w:type="dxa"/>
+          </w:tcPr>
+          <w:p>
+            <w:r>
+              <w:t>22/10/26</w:t>
+            </w:r>
+          </w:p>
+        </w:tc>
+        <w:tc>
+          <w:tcPr>
+            <w:tcW w:w="1803" w:type="dxa"/>
+          </w:tcPr>
+          <w:p>
+            <w:r>
+              <w:t>11:52</w:t>
+            </w:r>
+          </w:p>
+        </w:tc>
+        <w:tc>
+          <w:tcPr>
+            <w:tcW w:w="1803" w:type="dxa"/>
+          </w:tcPr>
+          <w:p>
+            <w:r>
+              <w:t>Checking time before uni</w:t>
+            </w:r>
+          </w:p>
+        </w:tc>
+        <w:tc>
+          <w:tcPr>
+            <w:tcW w:w="1804" w:type="dxa"/>
+          </w:tcPr>
+          <w:p>
+            <w:r>
+              <w:t xml:space="preserve">Phone </w:t>
+            </w:r>
+          </w:p>
+        </w:tc>
+      </w:tr>
+      <w:tr>
+        <w:tc>
+          <w:tcPr>
+            <w:tcW w:w="1803" w:type="dxa"/>
+          </w:tcPr>
+          <w:p>
+            <w:pPr>
+              <w:tabs>
+                <w:tab w:val="left" w:pos="1060"/>
+              </w:tabs>
+            </w:pPr>
+            <w:r>
+              <w:t>64</w:t>
+            </w:r>
+          </w:p>
+        </w:tc>
+        <w:tc>
+          <w:tcPr>
+            <w:tcW w:w="1803" w:type="dxa"/>
+          </w:tcPr>
+          <w:p>
+            <w:r>
+              <w:t>22/10/26</w:t>
+            </w:r>
+          </w:p>
+        </w:tc>
+        <w:tc>
+          <w:tcPr>
+            <w:tcW w:w="1803" w:type="dxa"/>
+          </w:tcPr>
+          <w:p>
+            <w:r>
+              <w:t>14:17</w:t>
+            </w:r>
+          </w:p>
+        </w:tc>
+        <w:tc>
+          <w:tcPr>
+            <w:tcW w:w="1803" w:type="dxa"/>
+          </w:tcPr>
+          <w:p>
+            <w:r>
+              <w:t>Checking time between classes</w:t>
+            </w:r>
+          </w:p>
+        </w:tc>
+        <w:tc>
+          <w:tcPr>
+            <w:tcW w:w="1804" w:type="dxa"/>
+          </w:tcPr>
+          <w:p>
+            <w:r>
+              <w:t xml:space="preserve">Laptop </w:t>
+            </w:r>
+          </w:p>
+        </w:tc>
+      </w:tr>
+      <w:tr>
+        <w:tc>
+          <w:tcPr>
+            <w:tcW w:w="1803" w:type="dxa"/>
+          </w:tcPr>
+          <w:p>
+            <w:pPr>
+              <w:tabs>
+                <w:tab w:val="left" w:pos="1060"/>
+              </w:tabs>
+            </w:pPr>
+            <w:r>
+              <w:t>65</w:t>
+            </w:r>
+          </w:p>
+        </w:tc>
+        <w:tc>
+          <w:tcPr>
+            <w:tcW w:w="1803" w:type="dxa"/>
+          </w:tcPr>
+          <w:p>
+            <w:r>
+              <w:t>22/10/26</w:t>
+            </w:r>
+          </w:p>
+        </w:tc>
+        <w:tc>
+          <w:tcPr>
+            <w:tcW w:w="1803" w:type="dxa"/>
+          </w:tcPr>
+          <w:p>
+            <w:r>
+              <w:t>17:42</w:t>
+            </w:r>
+          </w:p>
+        </w:tc>
+        <w:tc>
+          <w:tcPr>
+            <w:tcW w:w="1803" w:type="dxa"/>
+          </w:tcPr>
+          <w:p>
+            <w:r>
+              <w:t xml:space="preserve">Checking time travelling home </w:t>
+            </w:r>
+          </w:p>
+        </w:tc>
+        <w:tc>
+          <w:tcPr>
+            <w:tcW w:w="1804" w:type="dxa"/>
+          </w:tcPr>
+          <w:p>
+            <w:r>
+              <w:t xml:space="preserve">Phone </w:t>
+            </w:r>
+          </w:p>
+        </w:tc>
+      </w:tr>
+      <w:tr>
+        <w:tc>
+          <w:tcPr>
+            <w:tcW w:w="1803" w:type="dxa"/>
+          </w:tcPr>
+          <w:p>
+            <w:pPr>
+              <w:tabs>
+                <w:tab w:val="left" w:pos="1060"/>
+              </w:tabs>
+            </w:pPr>
+            <w:r>
+              <w:t>66</w:t>
+            </w:r>
+          </w:p>
+        </w:tc>
+        <w:tc>
+          <w:tcPr>
+            <w:tcW w:w="1803" w:type="dxa"/>
+          </w:tcPr>
+          <w:p>
+            <w:r>
+              <w:t>22/10/26</w:t>
+            </w:r>
+          </w:p>
+        </w:tc>
+        <w:tc>
+          <w:tcPr>
+            <w:tcW w:w="1803" w:type="dxa"/>
+          </w:tcPr>
+          <w:p>
+            <w:r>
+              <w:t>21:18</w:t>
+            </w:r>
+          </w:p>
+        </w:tc>
+        <w:tc>
+          <w:tcPr>
+            <w:tcW w:w="1803" w:type="dxa"/>
+          </w:tcPr>
+          <w:p>
+            <w:r>
+              <w:t>Checking evening plans</w:t>
+            </w:r>
+          </w:p>
+        </w:tc>
+        <w:tc>
+          <w:tcPr>
+            <w:tcW w:w="1804" w:type="dxa"/>
+          </w:tcPr>
+          <w:p>
+            <w:r>
+              <w:t xml:space="preserve">Phone </w:t>
+            </w:r>
+          </w:p>
+        </w:tc>
+      </w:tr>
+      <w:tr>
+        <w:tc>
+          <w:tcPr>
+            <w:tcW w:w="1803" w:type="dxa"/>
+          </w:tcPr>
+          <w:p>
+            <w:pPr>
+              <w:tabs>
+                <w:tab w:val="left" w:pos="1060"/>
+              </w:tabs>
+            </w:pPr>
+            <w:r>
+              <w:t>67</w:t>
+            </w:r>
+          </w:p>
+        </w:tc>
+        <w:tc>
+          <w:tcPr>
+            <w:tcW w:w="1803" w:type="dxa"/>
+          </w:tcPr>
+          <w:p>
+            <w:r>
+              <w:t>2</w:t>
+            </w:r>
+            <w:r>
+              <w:t>3</w:t>
+            </w:r>
+            <w:r>
+              <w:t>/10/26</w:t>
+            </w:r>
+          </w:p>
+        </w:tc>
+        <w:tc>
+          <w:tcPr>
+            <w:tcW w:w="1803" w:type="dxa"/>
+          </w:tcPr>
+          <w:p>
+            <w:r>
+              <w:t>07:03</w:t>
+            </w:r>
+          </w:p>
+        </w:tc>
+        <w:tc>
+          <w:tcPr>
+            <w:tcW w:w="1803" w:type="dxa"/>
+          </w:tcPr>
+          <w:p>
+            <w:r>
+              <w:t>Checking time after alarm</w:t>
+            </w:r>
+          </w:p>
+        </w:tc>
+        <w:tc>
+          <w:tcPr>
+            <w:tcW w:w="1804" w:type="dxa"/>
+          </w:tcPr>
+          <w:p>
+            <w:r>
+              <w:t xml:space="preserve">Phone </w:t>
+            </w:r>
+          </w:p>
+        </w:tc>
+      </w:tr>
+      <w:tr>
+        <w:tc>
+          <w:tcPr>
+            <w:tcW w:w="1803" w:type="dxa"/>
+          </w:tcPr>
+          <w:p>
+            <w:pPr>
+              <w:tabs>
+                <w:tab w:val="left" w:pos="1060"/>
+              </w:tabs>
+            </w:pPr>
+            <w:r>
+              <w:t>68</w:t>
+            </w:r>
+          </w:p>
+        </w:tc>
+        <w:tc>
+          <w:tcPr>
+            <w:tcW w:w="1803" w:type="dxa"/>
+          </w:tcPr>
+          <w:p>
+            <w:r>
+              <w:t>23/10/26</w:t>
+            </w:r>
+          </w:p>
+        </w:tc>
+        <w:tc>
+          <w:tcPr>
+            <w:tcW w:w="1803" w:type="dxa"/>
+          </w:tcPr>
+          <w:p>
+            <w:r>
+              <w:t>08:27</w:t>
+            </w:r>
+          </w:p>
+        </w:tc>
+        <w:tc>
+          <w:tcPr>
+            <w:tcW w:w="1803" w:type="dxa"/>
+          </w:tcPr>
+          <w:p>
+            <w:r>
+              <w:t>Checking travel time</w:t>
+            </w:r>
+          </w:p>
+        </w:tc>
+        <w:tc>
+          <w:tcPr>
+            <w:tcW w:w="1804" w:type="dxa"/>
+          </w:tcPr>
+          <w:p>
+            <w:r>
+              <w:t xml:space="preserve">Phone </w:t>
+            </w:r>
+          </w:p>
+        </w:tc>
+      </w:tr>
+      <w:tr>
+        <w:tc>
+          <w:tcPr>
+            <w:tcW w:w="1803" w:type="dxa"/>
+          </w:tcPr>
+          <w:p>
+            <w:pPr>
+              <w:tabs>
+                <w:tab w:val="left" w:pos="1060"/>
+              </w:tabs>
+            </w:pPr>
+            <w:r>
+              <w:t>69</w:t>
+            </w:r>
+          </w:p>
+        </w:tc>
+        <w:tc>
+          <w:tcPr>
+            <w:tcW w:w="1803" w:type="dxa"/>
+          </w:tcPr>
+          <w:p>
+            <w:r>
+              <w:t>23/10/26</w:t>
+            </w:r>
+          </w:p>
+        </w:tc>
+        <w:tc>
+          <w:tcPr>
+            <w:tcW w:w="1803" w:type="dxa"/>
+          </w:tcPr>
+          <w:p>
+            <w:r>
+              <w:t>08:56</w:t>
+            </w:r>
+          </w:p>
+        </w:tc>
+        <w:tc>
+          <w:tcPr>
+            <w:tcW w:w="1803" w:type="dxa"/>
+          </w:tcPr>
+          <w:p>
+            <w:r>
+              <w:t xml:space="preserve">Checking time before lecture </w:t>
+            </w:r>
+          </w:p>
+        </w:tc>
+        <w:tc>
+          <w:tcPr>
+            <w:tcW w:w="1804" w:type="dxa"/>
+          </w:tcPr>
+          <w:p>
+            <w:r>
+              <w:t xml:space="preserve">Phone </w:t>
+            </w:r>
+          </w:p>
+        </w:tc>
+      </w:tr>
+      <w:tr>
+        <w:tc>
+          <w:tcPr>
+            <w:tcW w:w="1803" w:type="dxa"/>
+          </w:tcPr>
+          <w:p>
+            <w:pPr>
+              <w:tabs>
+                <w:tab w:val="left" w:pos="1060"/>
+              </w:tabs>
+            </w:pPr>
+            <w:r>
+              <w:t>70</w:t>
+            </w:r>
+          </w:p>
+        </w:tc>
+        <w:tc>
+          <w:tcPr>
+            <w:tcW w:w="1803" w:type="dxa"/>
+          </w:tcPr>
+          <w:p>
+            <w:r>
+              <w:t>23/10/26</w:t>
+            </w:r>
+          </w:p>
+        </w:tc>
+        <w:tc>
+          <w:tcPr>
+            <w:tcW w:w="1803" w:type="dxa"/>
+          </w:tcPr>
+          <w:p>
+            <w:r>
+              <w:t>11:31</w:t>
+            </w:r>
+          </w:p>
+        </w:tc>
+        <w:tc>
+          <w:tcPr>
+            <w:tcW w:w="1803" w:type="dxa"/>
+          </w:tcPr>
+          <w:p>
+            <w:r>
+              <w:t>Checking time until break</w:t>
+            </w:r>
+          </w:p>
+        </w:tc>
+        <w:tc>
+          <w:tcPr>
+            <w:tcW w:w="1804" w:type="dxa"/>
+          </w:tcPr>
+          <w:p>
+            <w:r>
+              <w:t xml:space="preserve">Laptop </w:t>
+            </w:r>
+          </w:p>
+        </w:tc>
+      </w:tr>
+      <w:tr>
+        <w:tc>
+          <w:tcPr>
+            <w:tcW w:w="1803" w:type="dxa"/>
+          </w:tcPr>
+          <w:p>
+            <w:pPr>
+              <w:tabs>
+                <w:tab w:val="left" w:pos="1060"/>
+              </w:tabs>
+            </w:pPr>
+            <w:r>
+              <w:t>71</w:t>
+            </w:r>
+          </w:p>
+        </w:tc>
+        <w:tc>
+          <w:tcPr>
+            <w:tcW w:w="1803" w:type="dxa"/>
+          </w:tcPr>
+          <w:p>
+            <w:r>
+              <w:t>23/10/26</w:t>
+            </w:r>
+          </w:p>
+        </w:tc>
+        <w:tc>
+          <w:tcPr>
+            <w:tcW w:w="1803" w:type="dxa"/>
+          </w:tcPr>
+          <w:p>
+            <w:r>
+              <w:t>16:21</w:t>
+            </w:r>
+          </w:p>
+        </w:tc>
+        <w:tc>
+          <w:tcPr>
+            <w:tcW w:w="1803" w:type="dxa"/>
+          </w:tcPr>
+          <w:p>
+            <w:r>
+              <w:t>Checking when to leave uni</w:t>
+            </w:r>
+          </w:p>
+        </w:tc>
+        <w:tc>
+          <w:tcPr>
+            <w:tcW w:w="1804" w:type="dxa"/>
+          </w:tcPr>
+          <w:p>
+            <w:r>
+              <w:t xml:space="preserve">Phone </w:t>
+            </w:r>
+          </w:p>
+        </w:tc>
+      </w:tr>
+      <w:tr>
+        <w:tc>
+          <w:tcPr>
+            <w:tcW w:w="1803" w:type="dxa"/>
+          </w:tcPr>
+          <w:p>
+            <w:pPr>
+              <w:tabs>
+                <w:tab w:val="left" w:pos="1060"/>
+              </w:tabs>
+            </w:pPr>
+            <w:r>
+              <w:t>72</w:t>
+            </w:r>
+          </w:p>
+        </w:tc>
+        <w:tc>
+          <w:tcPr>
+            <w:tcW w:w="1803" w:type="dxa"/>
+          </w:tcPr>
+          <w:p>
+            <w:r>
+              <w:t>23/10/26</w:t>
+            </w:r>
+          </w:p>
+        </w:tc>
+        <w:tc>
+          <w:tcPr>
+            <w:tcW w:w="1803" w:type="dxa"/>
+          </w:tcPr>
+          <w:p>
+            <w:r>
+              <w:t>22:43</w:t>
+            </w:r>
+          </w:p>
+        </w:tc>
+        <w:tc>
+          <w:tcPr>
+            <w:tcW w:w="1803" w:type="dxa"/>
+          </w:tcPr>
+          <w:p>
+            <w:r>
+              <w:t>Checking if it’s late</w:t>
+            </w:r>
+          </w:p>
+        </w:tc>
+        <w:tc>
+          <w:tcPr>
+            <w:tcW w:w="1804" w:type="dxa"/>
+          </w:tcPr>
+          <w:p>
+            <w:r>
+              <w:t xml:space="preserve">Phone </w:t>
+            </w:r>
+          </w:p>
+        </w:tc>
+      </w:tr>
+      <w:tr>
+        <w:tc>
+          <w:tcPr>
+            <w:tcW w:w="1803" w:type="dxa"/>
+          </w:tcPr>
+          <w:p>
+            <w:pPr>
+              <w:tabs>
+                <w:tab w:val="left" w:pos="1060"/>
+              </w:tabs>
+            </w:pPr>
+            <w:r>
+              <w:lastRenderedPageBreak/>
+              <w:t>73</w:t>
+            </w:r>
+          </w:p>
+        </w:tc>
+        <w:tc>
+          <w:tcPr>
+            <w:tcW w:w="1803" w:type="dxa"/>
+          </w:tcPr>
+          <w:p>
+            <w:r>
+              <w:t>2</w:t>
+            </w:r>
+            <w:r>
               <w:t>4</w:t>
             </w:r>
             <w:r>
@@ -736,6 +4195,765 @@
           </w:tcPr>
           <w:p>
             <w:r>
+              <w:t>09:28</w:t>
+            </w:r>
+          </w:p>
+        </w:tc>
+        <w:tc>
+          <w:tcPr>
+            <w:tcW w:w="1803" w:type="dxa"/>
+          </w:tcPr>
+          <w:p>
+            <w:r>
+              <w:t>Checking time after waking</w:t>
+            </w:r>
+          </w:p>
+        </w:tc>
+        <w:tc>
+          <w:tcPr>
+            <w:tcW w:w="1804" w:type="dxa"/>
+          </w:tcPr>
+          <w:p>
+            <w:r>
+              <w:t xml:space="preserve">Phone </w:t>
+            </w:r>
+          </w:p>
+        </w:tc>
+      </w:tr>
+      <w:tr>
+        <w:tc>
+          <w:tcPr>
+            <w:tcW w:w="1803" w:type="dxa"/>
+          </w:tcPr>
+          <w:p>
+            <w:pPr>
+              <w:tabs>
+                <w:tab w:val="left" w:pos="1060"/>
+              </w:tabs>
+            </w:pPr>
+            <w:r>
+              <w:t>74</w:t>
+            </w:r>
+          </w:p>
+        </w:tc>
+        <w:tc>
+          <w:tcPr>
+            <w:tcW w:w="1803" w:type="dxa"/>
+          </w:tcPr>
+          <w:p>
+            <w:r>
+              <w:t>24/10/26</w:t>
+            </w:r>
+          </w:p>
+        </w:tc>
+        <w:tc>
+          <w:tcPr>
+            <w:tcW w:w="1803" w:type="dxa"/>
+          </w:tcPr>
+          <w:p>
+            <w:r>
+              <w:t>11:06</w:t>
+            </w:r>
+          </w:p>
+        </w:tc>
+        <w:tc>
+          <w:tcPr>
+            <w:tcW w:w="1803" w:type="dxa"/>
+          </w:tcPr>
+          <w:p>
+            <w:r>
+              <w:t xml:space="preserve">Checking plans for the day </w:t>
+            </w:r>
+          </w:p>
+        </w:tc>
+        <w:tc>
+          <w:tcPr>
+            <w:tcW w:w="1804" w:type="dxa"/>
+          </w:tcPr>
+          <w:p>
+            <w:r>
+              <w:t xml:space="preserve">Phone </w:t>
+            </w:r>
+          </w:p>
+        </w:tc>
+      </w:tr>
+      <w:tr>
+        <w:tc>
+          <w:tcPr>
+            <w:tcW w:w="1803" w:type="dxa"/>
+          </w:tcPr>
+          <w:p>
+            <w:pPr>
+              <w:tabs>
+                <w:tab w:val="left" w:pos="1060"/>
+              </w:tabs>
+            </w:pPr>
+            <w:r>
+              <w:t>75</w:t>
+            </w:r>
+          </w:p>
+        </w:tc>
+        <w:tc>
+          <w:tcPr>
+            <w:tcW w:w="1803" w:type="dxa"/>
+          </w:tcPr>
+          <w:p>
+            <w:r>
+              <w:t>24/10/26</w:t>
+            </w:r>
+          </w:p>
+        </w:tc>
+        <w:tc>
+          <w:tcPr>
+            <w:tcW w:w="1803" w:type="dxa"/>
+          </w:tcPr>
+          <w:p>
+            <w:r>
+              <w:t>13:39</w:t>
+            </w:r>
+          </w:p>
+        </w:tc>
+        <w:tc>
+          <w:tcPr>
+            <w:tcW w:w="1803" w:type="dxa"/>
+          </w:tcPr>
+          <w:p>
+            <w:r>
+              <w:t xml:space="preserve">Checking lunchtime </w:t>
+            </w:r>
+          </w:p>
+        </w:tc>
+        <w:tc>
+          <w:tcPr>
+            <w:tcW w:w="1804" w:type="dxa"/>
+          </w:tcPr>
+          <w:p>
+            <w:r>
+              <w:t xml:space="preserve">Clock </w:t>
+            </w:r>
+          </w:p>
+        </w:tc>
+      </w:tr>
+      <w:tr>
+        <w:tc>
+          <w:tcPr>
+            <w:tcW w:w="1803" w:type="dxa"/>
+          </w:tcPr>
+          <w:p>
+            <w:pPr>
+              <w:tabs>
+                <w:tab w:val="left" w:pos="1060"/>
+              </w:tabs>
+            </w:pPr>
+            <w:r>
+              <w:t>76</w:t>
+            </w:r>
+          </w:p>
+        </w:tc>
+        <w:tc>
+          <w:tcPr>
+            <w:tcW w:w="1803" w:type="dxa"/>
+          </w:tcPr>
+          <w:p>
+            <w:r>
+              <w:t>24/10/26</w:t>
+            </w:r>
+          </w:p>
+        </w:tc>
+        <w:tc>
+          <w:tcPr>
+            <w:tcW w:w="1803" w:type="dxa"/>
+          </w:tcPr>
+          <w:p>
+            <w:r>
+              <w:t>15:47</w:t>
+            </w:r>
+          </w:p>
+        </w:tc>
+        <w:tc>
+          <w:tcPr>
+            <w:tcW w:w="1803" w:type="dxa"/>
+          </w:tcPr>
+          <w:p>
+            <w:r>
+              <w:t xml:space="preserve">Checking time while outside </w:t>
+            </w:r>
+          </w:p>
+        </w:tc>
+        <w:tc>
+          <w:tcPr>
+            <w:tcW w:w="1804" w:type="dxa"/>
+          </w:tcPr>
+          <w:p>
+            <w:r>
+              <w:t xml:space="preserve">Phone </w:t>
+            </w:r>
+          </w:p>
+        </w:tc>
+      </w:tr>
+      <w:tr>
+        <w:tc>
+          <w:tcPr>
+            <w:tcW w:w="1803" w:type="dxa"/>
+          </w:tcPr>
+          <w:p>
+            <w:pPr>
+              <w:tabs>
+                <w:tab w:val="left" w:pos="1060"/>
+              </w:tabs>
+            </w:pPr>
+            <w:r>
+              <w:t>77</w:t>
+            </w:r>
+          </w:p>
+        </w:tc>
+        <w:tc>
+          <w:tcPr>
+            <w:tcW w:w="1803" w:type="dxa"/>
+          </w:tcPr>
+          <w:p>
+            <w:r>
+              <w:t>24/10/26</w:t>
+            </w:r>
+          </w:p>
+        </w:tc>
+        <w:tc>
+          <w:tcPr>
+            <w:tcW w:w="1803" w:type="dxa"/>
+          </w:tcPr>
+          <w:p>
+            <w:r>
+              <w:t>18:26</w:t>
+            </w:r>
+          </w:p>
+        </w:tc>
+        <w:tc>
+          <w:tcPr>
+            <w:tcW w:w="1803" w:type="dxa"/>
+          </w:tcPr>
+          <w:p>
+            <w:r>
+              <w:t>Checking time before dinner</w:t>
+            </w:r>
+          </w:p>
+        </w:tc>
+        <w:tc>
+          <w:tcPr>
+            <w:tcW w:w="1804" w:type="dxa"/>
+          </w:tcPr>
+          <w:p>
+            <w:r>
+              <w:t>Phone</w:t>
+            </w:r>
+          </w:p>
+        </w:tc>
+      </w:tr>
+      <w:tr>
+        <w:tc>
+          <w:tcPr>
+            <w:tcW w:w="1803" w:type="dxa"/>
+          </w:tcPr>
+          <w:p>
+            <w:pPr>
+              <w:tabs>
+                <w:tab w:val="left" w:pos="1060"/>
+              </w:tabs>
+            </w:pPr>
+            <w:r>
+              <w:t>78</w:t>
+            </w:r>
+          </w:p>
+        </w:tc>
+        <w:tc>
+          <w:tcPr>
+            <w:tcW w:w="1803" w:type="dxa"/>
+          </w:tcPr>
+          <w:p>
+            <w:r>
+              <w:t>24/10/26</w:t>
+            </w:r>
+          </w:p>
+        </w:tc>
+        <w:tc>
+          <w:tcPr>
+            <w:tcW w:w="1803" w:type="dxa"/>
+          </w:tcPr>
+          <w:p>
+            <w:r>
+              <w:t>23:09</w:t>
+            </w:r>
+          </w:p>
+        </w:tc>
+        <w:tc>
+          <w:tcPr>
+            <w:tcW w:w="1803" w:type="dxa"/>
+          </w:tcPr>
+          <w:p>
+            <w:r>
+              <w:t>Checking how late it is</w:t>
+            </w:r>
+          </w:p>
+        </w:tc>
+        <w:tc>
+          <w:tcPr>
+            <w:tcW w:w="1804" w:type="dxa"/>
+          </w:tcPr>
+          <w:p>
+            <w:r>
+              <w:t xml:space="preserve">Phone </w:t>
+            </w:r>
+          </w:p>
+        </w:tc>
+      </w:tr>
+      <w:tr>
+        <w:tc>
+          <w:tcPr>
+            <w:tcW w:w="1803" w:type="dxa"/>
+          </w:tcPr>
+          <w:p>
+            <w:pPr>
+              <w:tabs>
+                <w:tab w:val="left" w:pos="1060"/>
+              </w:tabs>
+            </w:pPr>
+            <w:r>
+              <w:t>79</w:t>
+            </w:r>
+          </w:p>
+        </w:tc>
+        <w:tc>
+          <w:tcPr>
+            <w:tcW w:w="1803" w:type="dxa"/>
+          </w:tcPr>
+          <w:p>
+            <w:r>
+              <w:t>2</w:t>
+            </w:r>
+            <w:r>
+              <w:t>5</w:t>
+            </w:r>
+            <w:r>
+              <w:t>/10/26</w:t>
+            </w:r>
+          </w:p>
+        </w:tc>
+        <w:tc>
+          <w:tcPr>
+            <w:tcW w:w="1803" w:type="dxa"/>
+          </w:tcPr>
+          <w:p>
+            <w:r>
+              <w:t>09:11</w:t>
+            </w:r>
+          </w:p>
+        </w:tc>
+        <w:tc>
+          <w:tcPr>
+            <w:tcW w:w="1803" w:type="dxa"/>
+          </w:tcPr>
+          <w:p>
+            <w:r>
+              <w:t>Checking time after waking up</w:t>
+            </w:r>
+          </w:p>
+        </w:tc>
+        <w:tc>
+          <w:tcPr>
+            <w:tcW w:w="1804" w:type="dxa"/>
+          </w:tcPr>
+          <w:p>
+            <w:r>
+              <w:t xml:space="preserve">Phone </w:t>
+            </w:r>
+          </w:p>
+        </w:tc>
+      </w:tr>
+      <w:tr>
+        <w:tc>
+          <w:tcPr>
+            <w:tcW w:w="1803" w:type="dxa"/>
+          </w:tcPr>
+          <w:p>
+            <w:pPr>
+              <w:tabs>
+                <w:tab w:val="left" w:pos="1060"/>
+              </w:tabs>
+            </w:pPr>
+            <w:r>
+              <w:t>80</w:t>
+            </w:r>
+          </w:p>
+        </w:tc>
+        <w:tc>
+          <w:tcPr>
+            <w:tcW w:w="1803" w:type="dxa"/>
+          </w:tcPr>
+          <w:p>
+            <w:r>
+              <w:t>25/10/26</w:t>
+            </w:r>
+          </w:p>
+        </w:tc>
+        <w:tc>
+          <w:tcPr>
+            <w:tcW w:w="1803" w:type="dxa"/>
+          </w:tcPr>
+          <w:p>
+            <w:r>
+              <w:t>10:54</w:t>
+            </w:r>
+          </w:p>
+        </w:tc>
+        <w:tc>
+          <w:tcPr>
+            <w:tcW w:w="1803" w:type="dxa"/>
+          </w:tcPr>
+          <w:p>
+            <w:r>
+              <w:t>Checking study time</w:t>
+            </w:r>
+          </w:p>
+        </w:tc>
+        <w:tc>
+          <w:tcPr>
+            <w:tcW w:w="1804" w:type="dxa"/>
+          </w:tcPr>
+          <w:p>
+            <w:r>
+              <w:t xml:space="preserve">Laptop </w:t>
+            </w:r>
+          </w:p>
+        </w:tc>
+      </w:tr>
+      <w:tr>
+        <w:tc>
+          <w:tcPr>
+            <w:tcW w:w="1803" w:type="dxa"/>
+          </w:tcPr>
+          <w:p>
+            <w:pPr>
+              <w:tabs>
+                <w:tab w:val="left" w:pos="1060"/>
+              </w:tabs>
+            </w:pPr>
+            <w:r>
+              <w:t>81</w:t>
+            </w:r>
+          </w:p>
+        </w:tc>
+        <w:tc>
+          <w:tcPr>
+            <w:tcW w:w="1803" w:type="dxa"/>
+          </w:tcPr>
+          <w:p>
+            <w:r>
+              <w:t>25/10/26</w:t>
+            </w:r>
+          </w:p>
+        </w:tc>
+        <w:tc>
+          <w:tcPr>
+            <w:tcW w:w="1803" w:type="dxa"/>
+          </w:tcPr>
+          <w:p>
+            <w:r>
+              <w:t>13:28</w:t>
+            </w:r>
+          </w:p>
+        </w:tc>
+        <w:tc>
+          <w:tcPr>
+            <w:tcW w:w="1803" w:type="dxa"/>
+          </w:tcPr>
+          <w:p>
+            <w:r>
+              <w:t>Checking lunchtime</w:t>
+            </w:r>
+          </w:p>
+        </w:tc>
+        <w:tc>
+          <w:tcPr>
+            <w:tcW w:w="1804" w:type="dxa"/>
+          </w:tcPr>
+          <w:p>
+            <w:r>
+              <w:t xml:space="preserve">Phone </w:t>
+            </w:r>
+          </w:p>
+        </w:tc>
+      </w:tr>
+      <w:tr>
+        <w:tc>
+          <w:tcPr>
+            <w:tcW w:w="1803" w:type="dxa"/>
+          </w:tcPr>
+          <w:p>
+            <w:pPr>
+              <w:tabs>
+                <w:tab w:val="left" w:pos="1060"/>
+              </w:tabs>
+            </w:pPr>
+            <w:r>
+              <w:t>82</w:t>
+            </w:r>
+          </w:p>
+        </w:tc>
+        <w:tc>
+          <w:tcPr>
+            <w:tcW w:w="1803" w:type="dxa"/>
+          </w:tcPr>
+          <w:p>
+            <w:r>
+              <w:t>25/10/26</w:t>
+            </w:r>
+          </w:p>
+        </w:tc>
+        <w:tc>
+          <w:tcPr>
+            <w:tcW w:w="1803" w:type="dxa"/>
+          </w:tcPr>
+          <w:p>
+            <w:r>
+              <w:t>16:06</w:t>
+            </w:r>
+          </w:p>
+        </w:tc>
+        <w:tc>
+          <w:tcPr>
+            <w:tcW w:w="1803" w:type="dxa"/>
+          </w:tcPr>
+          <w:p>
+            <w:r>
+              <w:t>Checking time after studying</w:t>
+            </w:r>
+          </w:p>
+        </w:tc>
+        <w:tc>
+          <w:tcPr>
+            <w:tcW w:w="1804" w:type="dxa"/>
+          </w:tcPr>
+          <w:p>
+            <w:r>
+              <w:t xml:space="preserve">Laptop </w:t>
+            </w:r>
+          </w:p>
+        </w:tc>
+      </w:tr>
+      <w:tr>
+        <w:tc>
+          <w:tcPr>
+            <w:tcW w:w="1803" w:type="dxa"/>
+          </w:tcPr>
+          <w:p>
+            <w:pPr>
+              <w:tabs>
+                <w:tab w:val="left" w:pos="1060"/>
+              </w:tabs>
+            </w:pPr>
+            <w:r>
+              <w:t>83</w:t>
+            </w:r>
+          </w:p>
+        </w:tc>
+        <w:tc>
+          <w:tcPr>
+            <w:tcW w:w="1803" w:type="dxa"/>
+          </w:tcPr>
+          <w:p>
+            <w:r>
+              <w:t>25/10/26</w:t>
+            </w:r>
+          </w:p>
+        </w:tc>
+        <w:tc>
+          <w:tcPr>
+            <w:tcW w:w="1803" w:type="dxa"/>
+          </w:tcPr>
+          <w:p>
+            <w:r>
+              <w:t>19:17</w:t>
+            </w:r>
+          </w:p>
+        </w:tc>
+        <w:tc>
+          <w:tcPr>
+            <w:tcW w:w="1803" w:type="dxa"/>
+          </w:tcPr>
+          <w:p>
+            <w:r>
+              <w:t xml:space="preserve">Checking evening schedule </w:t>
+            </w:r>
+          </w:p>
+        </w:tc>
+        <w:tc>
+          <w:tcPr>
+            <w:tcW w:w="1804" w:type="dxa"/>
+          </w:tcPr>
+          <w:p>
+            <w:r>
+              <w:t>Clock</w:t>
+            </w:r>
+          </w:p>
+        </w:tc>
+      </w:tr>
+      <w:tr>
+        <w:tc>
+          <w:tcPr>
+            <w:tcW w:w="1803" w:type="dxa"/>
+          </w:tcPr>
+          <w:p>
+            <w:pPr>
+              <w:tabs>
+                <w:tab w:val="left" w:pos="1060"/>
+              </w:tabs>
+            </w:pPr>
+            <w:r>
+              <w:t>84</w:t>
+            </w:r>
+          </w:p>
+        </w:tc>
+        <w:tc>
+          <w:tcPr>
+            <w:tcW w:w="1803" w:type="dxa"/>
+          </w:tcPr>
+          <w:p>
+            <w:r>
+              <w:t>25/10/26</w:t>
+            </w:r>
+          </w:p>
+        </w:tc>
+        <w:tc>
+          <w:tcPr>
+            <w:tcW w:w="1803" w:type="dxa"/>
+          </w:tcPr>
+          <w:p>
+            <w:r>
+              <w:t>22:38</w:t>
+            </w:r>
+          </w:p>
+        </w:tc>
+        <w:tc>
+          <w:tcPr>
+            <w:tcW w:w="1803" w:type="dxa"/>
+          </w:tcPr>
+          <w:p>
+            <w:r>
+              <w:t>Checking time before sleeping</w:t>
+            </w:r>
+          </w:p>
+        </w:tc>
+        <w:tc>
+          <w:tcPr>
+            <w:tcW w:w="1804" w:type="dxa"/>
+          </w:tcPr>
+          <w:p>
+            <w:r>
+              <w:t xml:space="preserve">Phone </w:t>
+            </w:r>
+          </w:p>
+        </w:tc>
+      </w:tr>
+      <w:tr>
+        <w:tc>
+          <w:tcPr>
+            <w:tcW w:w="1803" w:type="dxa"/>
+          </w:tcPr>
+          <w:p>
+            <w:pPr>
+              <w:tabs>
+                <w:tab w:val="left" w:pos="1060"/>
+              </w:tabs>
+            </w:pPr>
+            <w:r>
+              <w:t>85</w:t>
+            </w:r>
+          </w:p>
+        </w:tc>
+        <w:tc>
+          <w:tcPr>
+            <w:tcW w:w="1803" w:type="dxa"/>
+          </w:tcPr>
+          <w:p>
+            <w:r>
+              <w:t>2</w:t>
+            </w:r>
+            <w:r>
+              <w:t>6</w:t>
+            </w:r>
+            <w:r>
+              <w:t>/10/26</w:t>
+            </w:r>
+          </w:p>
+        </w:tc>
+        <w:tc>
+          <w:tcPr>
+            <w:tcW w:w="1803" w:type="dxa"/>
+          </w:tcPr>
+          <w:p>
+            <w:r>
+              <w:t>07:19</w:t>
+            </w:r>
+          </w:p>
+        </w:tc>
+        <w:tc>
+          <w:tcPr>
+            <w:tcW w:w="1803" w:type="dxa"/>
+          </w:tcPr>
+          <w:p>
+            <w:r>
+              <w:t>Checking time after waking up</w:t>
+            </w:r>
+          </w:p>
+        </w:tc>
+        <w:tc>
+          <w:tcPr>
+            <w:tcW w:w="1804" w:type="dxa"/>
+          </w:tcPr>
+          <w:p>
+            <w:r>
+              <w:t xml:space="preserve">Phone </w:t>
+            </w:r>
+          </w:p>
+        </w:tc>
+      </w:tr>
+      <w:tr>
+        <w:tc>
+          <w:tcPr>
+            <w:tcW w:w="1803" w:type="dxa"/>
+          </w:tcPr>
+          <w:p>
+            <w:pPr>
+              <w:tabs>
+                <w:tab w:val="left" w:pos="1060"/>
+              </w:tabs>
+            </w:pPr>
+            <w:r>
+              <w:t>86</w:t>
+            </w:r>
+          </w:p>
+        </w:tc>
+        <w:tc>
+          <w:tcPr>
+            <w:tcW w:w="1803" w:type="dxa"/>
+          </w:tcPr>
+          <w:p>
+            <w:r>
+              <w:t>2</w:t>
+            </w:r>
+            <w:r>
+              <w:t>6</w:t>
+            </w:r>
+            <w:r>
+              <w:t>/10/26</w:t>
+            </w:r>
+          </w:p>
+        </w:tc>
+        <w:tc>
+          <w:tcPr>
+            <w:tcW w:w="1803" w:type="dxa"/>
+          </w:tcPr>
+          <w:p>
+            <w:r>
               <w:t>08:39</w:t>
             </w:r>
           </w:p>
@@ -746,7 +4964,7 @@
           </w:tcPr>
           <w:p>
             <w:r>
-              <w:t xml:space="preserve">Just woke up </w:t>
+              <w:t>Checking if I’ll be late</w:t>
             </w:r>
           </w:p>
         </w:tc>
@@ -767,21 +4985,26 @@
             <w:tcW w:w="1803" w:type="dxa"/>
           </w:tcPr>
           <w:p>
-            <w:r>
-              <w:t>14</w:t>
-            </w:r>
-          </w:p>
-        </w:tc>
-        <w:tc>
-          <w:tcPr>
-            <w:tcW w:w="1803" w:type="dxa"/>
-          </w:tcPr>
-          <w:p>
-            <w:r>
-              <w:t>1</w:t>
-            </w:r>
-            <w:r>
-              <w:t>4</w:t>
+            <w:pPr>
+              <w:tabs>
+                <w:tab w:val="left" w:pos="1060"/>
+              </w:tabs>
+            </w:pPr>
+            <w:r>
+              <w:t>87</w:t>
+            </w:r>
+          </w:p>
+        </w:tc>
+        <w:tc>
+          <w:tcPr>
+            <w:tcW w:w="1803" w:type="dxa"/>
+          </w:tcPr>
+          <w:p>
+            <w:r>
+              <w:t>2</w:t>
+            </w:r>
+            <w:r>
+              <w:t>6</w:t>
             </w:r>
             <w:r>
               <w:t>/10/26</w:t>
@@ -794,17 +5017,17 @@
           </w:tcPr>
           <w:p>
             <w:r>
-              <w:t>10:17</w:t>
-            </w:r>
-          </w:p>
-        </w:tc>
-        <w:tc>
-          <w:tcPr>
-            <w:tcW w:w="1803" w:type="dxa"/>
-          </w:tcPr>
-          <w:p>
-            <w:r>
-              <w:t xml:space="preserve">Checking study schedule </w:t>
+              <w:t>08:58</w:t>
+            </w:r>
+          </w:p>
+        </w:tc>
+        <w:tc>
+          <w:tcPr>
+            <w:tcW w:w="1803" w:type="dxa"/>
+          </w:tcPr>
+          <w:p>
+            <w:r>
+              <w:t>Checking lecture start time</w:t>
             </w:r>
           </w:p>
         </w:tc>
@@ -825,21 +5048,197 @@
             <w:tcW w:w="1803" w:type="dxa"/>
           </w:tcPr>
           <w:p>
-            <w:r>
-              <w:t>15</w:t>
-            </w:r>
-          </w:p>
-        </w:tc>
-        <w:tc>
-          <w:tcPr>
-            <w:tcW w:w="1803" w:type="dxa"/>
-          </w:tcPr>
-          <w:p>
-            <w:r>
-              <w:t>1</w:t>
-            </w:r>
-            <w:r>
-              <w:t>4</w:t>
+            <w:pPr>
+              <w:tabs>
+                <w:tab w:val="left" w:pos="1060"/>
+              </w:tabs>
+            </w:pPr>
+            <w:r>
+              <w:t>88</w:t>
+            </w:r>
+          </w:p>
+        </w:tc>
+        <w:tc>
+          <w:tcPr>
+            <w:tcW w:w="1803" w:type="dxa"/>
+          </w:tcPr>
+          <w:p>
+            <w:r>
+              <w:t>26/10/26</w:t>
+            </w:r>
+          </w:p>
+        </w:tc>
+        <w:tc>
+          <w:tcPr>
+            <w:tcW w:w="1803" w:type="dxa"/>
+          </w:tcPr>
+          <w:p>
+            <w:r>
+              <w:t>12:14</w:t>
+            </w:r>
+          </w:p>
+        </w:tc>
+        <w:tc>
+          <w:tcPr>
+            <w:tcW w:w="1803" w:type="dxa"/>
+          </w:tcPr>
+          <w:p>
+            <w:r>
+              <w:t xml:space="preserve">Checking lunch break </w:t>
+            </w:r>
+          </w:p>
+        </w:tc>
+        <w:tc>
+          <w:tcPr>
+            <w:tcW w:w="1804" w:type="dxa"/>
+          </w:tcPr>
+          <w:p>
+            <w:r>
+              <w:t xml:space="preserve">Laptop </w:t>
+            </w:r>
+          </w:p>
+        </w:tc>
+      </w:tr>
+      <w:tr>
+        <w:tc>
+          <w:tcPr>
+            <w:tcW w:w="1803" w:type="dxa"/>
+          </w:tcPr>
+          <w:p>
+            <w:pPr>
+              <w:tabs>
+                <w:tab w:val="left" w:pos="1060"/>
+              </w:tabs>
+            </w:pPr>
+            <w:r>
+              <w:t>89</w:t>
+            </w:r>
+          </w:p>
+        </w:tc>
+        <w:tc>
+          <w:tcPr>
+            <w:tcW w:w="1803" w:type="dxa"/>
+          </w:tcPr>
+          <w:p>
+            <w:r>
+              <w:t>26/10/26</w:t>
+            </w:r>
+          </w:p>
+        </w:tc>
+        <w:tc>
+          <w:tcPr>
+            <w:tcW w:w="1803" w:type="dxa"/>
+          </w:tcPr>
+          <w:p>
+            <w:r>
+              <w:t>15:43</w:t>
+            </w:r>
+          </w:p>
+        </w:tc>
+        <w:tc>
+          <w:tcPr>
+            <w:tcW w:w="1803" w:type="dxa"/>
+          </w:tcPr>
+          <w:p>
+            <w:r>
+              <w:t xml:space="preserve">Checking travel time home </w:t>
+            </w:r>
+          </w:p>
+        </w:tc>
+        <w:tc>
+          <w:tcPr>
+            <w:tcW w:w="1804" w:type="dxa"/>
+          </w:tcPr>
+          <w:p>
+            <w:r>
+              <w:t xml:space="preserve">Phone </w:t>
+            </w:r>
+          </w:p>
+        </w:tc>
+      </w:tr>
+      <w:tr>
+        <w:tc>
+          <w:tcPr>
+            <w:tcW w:w="1803" w:type="dxa"/>
+          </w:tcPr>
+          <w:p>
+            <w:pPr>
+              <w:tabs>
+                <w:tab w:val="left" w:pos="1060"/>
+              </w:tabs>
+            </w:pPr>
+            <w:r>
+              <w:t>90</w:t>
+            </w:r>
+          </w:p>
+        </w:tc>
+        <w:tc>
+          <w:tcPr>
+            <w:tcW w:w="1803" w:type="dxa"/>
+          </w:tcPr>
+          <w:p>
+            <w:r>
+              <w:t>26/10/26</w:t>
+            </w:r>
+          </w:p>
+        </w:tc>
+        <w:tc>
+          <w:tcPr>
+            <w:tcW w:w="1803" w:type="dxa"/>
+          </w:tcPr>
+          <w:p>
+            <w:r>
+              <w:t>20:52</w:t>
+            </w:r>
+          </w:p>
+        </w:tc>
+        <w:tc>
+          <w:tcPr>
+            <w:tcW w:w="1803" w:type="dxa"/>
+          </w:tcPr>
+          <w:p>
+            <w:r>
+              <w:t>Checking time while studying</w:t>
+            </w:r>
+          </w:p>
+        </w:tc>
+        <w:tc>
+          <w:tcPr>
+            <w:tcW w:w="1804" w:type="dxa"/>
+          </w:tcPr>
+          <w:p>
+            <w:r>
+              <w:t xml:space="preserve">Laptop </w:t>
+            </w:r>
+          </w:p>
+        </w:tc>
+      </w:tr>
+      <w:tr>
+        <w:tc>
+          <w:tcPr>
+            <w:tcW w:w="1803" w:type="dxa"/>
+          </w:tcPr>
+          <w:p>
+            <w:pPr>
+              <w:tabs>
+                <w:tab w:val="left" w:pos="1060"/>
+              </w:tabs>
+            </w:pPr>
+            <w:r>
+              <w:t>91</w:t>
+            </w:r>
+          </w:p>
+        </w:tc>
+        <w:tc>
+          <w:tcPr>
+            <w:tcW w:w="1803" w:type="dxa"/>
+          </w:tcPr>
+          <w:p>
+            <w:r>
+              <w:t>2</w:t>
+            </w:r>
+            <w:r>
+              <w:t>7</w:t>
             </w:r>
             <w:r>
               <w:t>/10/26</w:t>
@@ -852,17 +5251,308 @@
           </w:tcPr>
           <w:p>
             <w:r>
-              <w:t>11:43</w:t>
-            </w:r>
-          </w:p>
-        </w:tc>
-        <w:tc>
-          <w:tcPr>
-            <w:tcW w:w="1803" w:type="dxa"/>
-          </w:tcPr>
-          <w:p>
-            <w:r>
-              <w:t xml:space="preserve">Getting ready to go uni </w:t>
+              <w:t>07:27</w:t>
+            </w:r>
+          </w:p>
+        </w:tc>
+        <w:tc>
+          <w:tcPr>
+            <w:tcW w:w="1803" w:type="dxa"/>
+          </w:tcPr>
+          <w:p>
+            <w:r>
+              <w:t>Checking time after alarm</w:t>
+            </w:r>
+          </w:p>
+        </w:tc>
+        <w:tc>
+          <w:tcPr>
+            <w:tcW w:w="1804" w:type="dxa"/>
+          </w:tcPr>
+          <w:p>
+            <w:r>
+              <w:t>Phone</w:t>
+            </w:r>
+          </w:p>
+        </w:tc>
+      </w:tr>
+      <w:tr>
+        <w:tc>
+          <w:tcPr>
+            <w:tcW w:w="1803" w:type="dxa"/>
+          </w:tcPr>
+          <w:p>
+            <w:pPr>
+              <w:tabs>
+                <w:tab w:val="left" w:pos="1060"/>
+              </w:tabs>
+            </w:pPr>
+            <w:r>
+              <w:t>92</w:t>
+            </w:r>
+          </w:p>
+        </w:tc>
+        <w:tc>
+          <w:tcPr>
+            <w:tcW w:w="1803" w:type="dxa"/>
+          </w:tcPr>
+          <w:p>
+            <w:r>
+              <w:t>27/10/26</w:t>
+            </w:r>
+          </w:p>
+        </w:tc>
+        <w:tc>
+          <w:tcPr>
+            <w:tcW w:w="1803" w:type="dxa"/>
+          </w:tcPr>
+          <w:p>
+            <w:r>
+              <w:t>08:46</w:t>
+            </w:r>
+          </w:p>
+        </w:tc>
+        <w:tc>
+          <w:tcPr>
+            <w:tcW w:w="1803" w:type="dxa"/>
+          </w:tcPr>
+          <w:p>
+            <w:r>
+              <w:t xml:space="preserve">Checking time before uni </w:t>
+            </w:r>
+          </w:p>
+        </w:tc>
+        <w:tc>
+          <w:tcPr>
+            <w:tcW w:w="1804" w:type="dxa"/>
+          </w:tcPr>
+          <w:p>
+            <w:r>
+              <w:t xml:space="preserve">Phone </w:t>
+            </w:r>
+          </w:p>
+        </w:tc>
+      </w:tr>
+      <w:tr>
+        <w:tc>
+          <w:tcPr>
+            <w:tcW w:w="1803" w:type="dxa"/>
+          </w:tcPr>
+          <w:p>
+            <w:pPr>
+              <w:tabs>
+                <w:tab w:val="left" w:pos="1060"/>
+              </w:tabs>
+            </w:pPr>
+            <w:r>
+              <w:t>93</w:t>
+            </w:r>
+          </w:p>
+        </w:tc>
+        <w:tc>
+          <w:tcPr>
+            <w:tcW w:w="1803" w:type="dxa"/>
+          </w:tcPr>
+          <w:p>
+            <w:r>
+              <w:t>27/10/26</w:t>
+            </w:r>
+          </w:p>
+        </w:tc>
+        <w:tc>
+          <w:tcPr>
+            <w:tcW w:w="1803" w:type="dxa"/>
+          </w:tcPr>
+          <w:p>
+            <w:r>
+              <w:t>10:38</w:t>
+            </w:r>
+          </w:p>
+        </w:tc>
+        <w:tc>
+          <w:tcPr>
+            <w:tcW w:w="1803" w:type="dxa"/>
+          </w:tcPr>
+          <w:p>
+            <w:r>
+              <w:t>Checking time during lecture</w:t>
+            </w:r>
+          </w:p>
+        </w:tc>
+        <w:tc>
+          <w:tcPr>
+            <w:tcW w:w="1804" w:type="dxa"/>
+          </w:tcPr>
+          <w:p>
+            <w:r>
+              <w:t xml:space="preserve">Laptop </w:t>
+            </w:r>
+          </w:p>
+        </w:tc>
+      </w:tr>
+      <w:tr>
+        <w:tc>
+          <w:tcPr>
+            <w:tcW w:w="1803" w:type="dxa"/>
+          </w:tcPr>
+          <w:p>
+            <w:pPr>
+              <w:tabs>
+                <w:tab w:val="left" w:pos="1060"/>
+              </w:tabs>
+            </w:pPr>
+            <w:r>
+              <w:t>94</w:t>
+            </w:r>
+          </w:p>
+        </w:tc>
+        <w:tc>
+          <w:tcPr>
+            <w:tcW w:w="1803" w:type="dxa"/>
+          </w:tcPr>
+          <w:p>
+            <w:r>
+              <w:t>27/10/26</w:t>
+            </w:r>
+          </w:p>
+        </w:tc>
+        <w:tc>
+          <w:tcPr>
+            <w:tcW w:w="1803" w:type="dxa"/>
+          </w:tcPr>
+          <w:p>
+            <w:r>
+              <w:t>14:29</w:t>
+            </w:r>
+          </w:p>
+        </w:tc>
+        <w:tc>
+          <w:tcPr>
+            <w:tcW w:w="1803" w:type="dxa"/>
+          </w:tcPr>
+          <w:p>
+            <w:r>
+              <w:t>Checking when to go home</w:t>
+            </w:r>
+          </w:p>
+        </w:tc>
+        <w:tc>
+          <w:tcPr>
+            <w:tcW w:w="1804" w:type="dxa"/>
+          </w:tcPr>
+          <w:p>
+            <w:r>
+              <w:t xml:space="preserve">Phone </w:t>
+            </w:r>
+          </w:p>
+        </w:tc>
+      </w:tr>
+      <w:tr>
+        <w:tc>
+          <w:tcPr>
+            <w:tcW w:w="1803" w:type="dxa"/>
+          </w:tcPr>
+          <w:p>
+            <w:pPr>
+              <w:tabs>
+                <w:tab w:val="left" w:pos="1060"/>
+              </w:tabs>
+            </w:pPr>
+            <w:r>
+              <w:t>95</w:t>
+            </w:r>
+          </w:p>
+        </w:tc>
+        <w:tc>
+          <w:tcPr>
+            <w:tcW w:w="1803" w:type="dxa"/>
+          </w:tcPr>
+          <w:p>
+            <w:r>
+              <w:t>27/10/26</w:t>
+            </w:r>
+          </w:p>
+        </w:tc>
+        <w:tc>
+          <w:tcPr>
+            <w:tcW w:w="1803" w:type="dxa"/>
+          </w:tcPr>
+          <w:p>
+            <w:r>
+              <w:t>21:57</w:t>
+            </w:r>
+          </w:p>
+        </w:tc>
+        <w:tc>
+          <w:tcPr>
+            <w:tcW w:w="1803" w:type="dxa"/>
+          </w:tcPr>
+          <w:p>
+            <w:r>
+              <w:t>Checking bedtime</w:t>
+            </w:r>
+          </w:p>
+        </w:tc>
+        <w:tc>
+          <w:tcPr>
+            <w:tcW w:w="1804" w:type="dxa"/>
+          </w:tcPr>
+          <w:p>
+            <w:r>
+              <w:t>Phone</w:t>
+            </w:r>
+          </w:p>
+        </w:tc>
+      </w:tr>
+      <w:tr>
+        <w:tc>
+          <w:tcPr>
+            <w:tcW w:w="1803" w:type="dxa"/>
+          </w:tcPr>
+          <w:p>
+            <w:pPr>
+              <w:tabs>
+                <w:tab w:val="left" w:pos="1060"/>
+              </w:tabs>
+            </w:pPr>
+            <w:r>
+              <w:t>96</w:t>
+            </w:r>
+          </w:p>
+        </w:tc>
+        <w:tc>
+          <w:tcPr>
+            <w:tcW w:w="1803" w:type="dxa"/>
+          </w:tcPr>
+          <w:p>
+            <w:r>
+              <w:t>2</w:t>
+            </w:r>
+            <w:r>
+              <w:t>8</w:t>
+            </w:r>
+            <w:r>
+              <w:t>/10/26</w:t>
+            </w:r>
+          </w:p>
+        </w:tc>
+        <w:tc>
+          <w:tcPr>
+            <w:tcW w:w="1803" w:type="dxa"/>
+          </w:tcPr>
+          <w:p>
+            <w:r>
+              <w:t>08:51</w:t>
+            </w:r>
+          </w:p>
+        </w:tc>
+        <w:tc>
+          <w:tcPr>
+            <w:tcW w:w="1803" w:type="dxa"/>
+          </w:tcPr>
+          <w:p>
+            <w:r>
+              <w:t xml:space="preserve">Checking time after alarm </w:t>
             </w:r>
           </w:p>
         </w:tc>
@@ -889,46 +5579,209 @@
               </w:tabs>
             </w:pPr>
             <w:r>
-              <w:t>16</w:t>
-            </w:r>
-            <w:r>
-              <w:tab/>
-            </w:r>
-          </w:p>
-        </w:tc>
-        <w:tc>
-          <w:tcPr>
-            <w:tcW w:w="1803" w:type="dxa"/>
-          </w:tcPr>
-          <w:p>
-            <w:r>
-              <w:t>1</w:t>
-            </w:r>
-            <w:r>
-              <w:t>4</w:t>
-            </w:r>
-            <w:r>
-              <w:t>/10/26</w:t>
-            </w:r>
-          </w:p>
-        </w:tc>
-        <w:tc>
-          <w:tcPr>
-            <w:tcW w:w="1803" w:type="dxa"/>
-          </w:tcPr>
-          <w:p>
-            <w:r>
-              <w:t>12:58</w:t>
-            </w:r>
-          </w:p>
-        </w:tc>
-        <w:tc>
-          <w:tcPr>
-            <w:tcW w:w="1803" w:type="dxa"/>
-          </w:tcPr>
-          <w:p>
-            <w:r>
-              <w:t xml:space="preserve">Checking time during break </w:t>
+              <w:lastRenderedPageBreak/>
+              <w:t>97</w:t>
+            </w:r>
+          </w:p>
+        </w:tc>
+        <w:tc>
+          <w:tcPr>
+            <w:tcW w:w="1803" w:type="dxa"/>
+          </w:tcPr>
+          <w:p>
+            <w:r>
+              <w:t>28/10/26</w:t>
+            </w:r>
+          </w:p>
+        </w:tc>
+        <w:tc>
+          <w:tcPr>
+            <w:tcW w:w="1803" w:type="dxa"/>
+          </w:tcPr>
+          <w:p>
+            <w:r>
+              <w:t>10:16</w:t>
+            </w:r>
+          </w:p>
+        </w:tc>
+        <w:tc>
+          <w:tcPr>
+            <w:tcW w:w="1803" w:type="dxa"/>
+          </w:tcPr>
+          <w:p>
+            <w:r>
+              <w:t>Checking study schedule</w:t>
+            </w:r>
+          </w:p>
+        </w:tc>
+        <w:tc>
+          <w:tcPr>
+            <w:tcW w:w="1804" w:type="dxa"/>
+          </w:tcPr>
+          <w:p>
+            <w:r>
+              <w:t xml:space="preserve">Laptop </w:t>
+            </w:r>
+          </w:p>
+        </w:tc>
+      </w:tr>
+      <w:tr>
+        <w:tc>
+          <w:tcPr>
+            <w:tcW w:w="1803" w:type="dxa"/>
+          </w:tcPr>
+          <w:p>
+            <w:pPr>
+              <w:tabs>
+                <w:tab w:val="left" w:pos="1060"/>
+              </w:tabs>
+            </w:pPr>
+            <w:r>
+              <w:t>98</w:t>
+            </w:r>
+          </w:p>
+        </w:tc>
+        <w:tc>
+          <w:tcPr>
+            <w:tcW w:w="1803" w:type="dxa"/>
+          </w:tcPr>
+          <w:p>
+            <w:r>
+              <w:t>28/10/26</w:t>
+            </w:r>
+          </w:p>
+        </w:tc>
+        <w:tc>
+          <w:tcPr>
+            <w:tcW w:w="1803" w:type="dxa"/>
+          </w:tcPr>
+          <w:p>
+            <w:r>
+              <w:t>12:42</w:t>
+            </w:r>
+          </w:p>
+        </w:tc>
+        <w:tc>
+          <w:tcPr>
+            <w:tcW w:w="1803" w:type="dxa"/>
+          </w:tcPr>
+          <w:p>
+            <w:r>
+              <w:t>Checking lunchtime</w:t>
+            </w:r>
+          </w:p>
+        </w:tc>
+        <w:tc>
+          <w:tcPr>
+            <w:tcW w:w="1804" w:type="dxa"/>
+          </w:tcPr>
+          <w:p>
+            <w:r>
+              <w:t xml:space="preserve">Clock </w:t>
+            </w:r>
+          </w:p>
+        </w:tc>
+      </w:tr>
+      <w:tr>
+        <w:tc>
+          <w:tcPr>
+            <w:tcW w:w="1803" w:type="dxa"/>
+          </w:tcPr>
+          <w:p>
+            <w:pPr>
+              <w:tabs>
+                <w:tab w:val="left" w:pos="1060"/>
+              </w:tabs>
+            </w:pPr>
+            <w:r>
+              <w:t>99</w:t>
+            </w:r>
+          </w:p>
+        </w:tc>
+        <w:tc>
+          <w:tcPr>
+            <w:tcW w:w="1803" w:type="dxa"/>
+          </w:tcPr>
+          <w:p>
+            <w:r>
+              <w:t>28/10/26</w:t>
+            </w:r>
+          </w:p>
+        </w:tc>
+        <w:tc>
+          <w:tcPr>
+            <w:tcW w:w="1803" w:type="dxa"/>
+          </w:tcPr>
+          <w:p>
+            <w:r>
+              <w:t>15:33</w:t>
+            </w:r>
+          </w:p>
+        </w:tc>
+        <w:tc>
+          <w:tcPr>
+            <w:tcW w:w="1803" w:type="dxa"/>
+          </w:tcPr>
+          <w:p>
+            <w:r>
+              <w:t>Checking how long I’ve studied</w:t>
+            </w:r>
+          </w:p>
+        </w:tc>
+        <w:tc>
+          <w:tcPr>
+            <w:tcW w:w="1804" w:type="dxa"/>
+          </w:tcPr>
+          <w:p>
+            <w:r>
+              <w:t>Laptop</w:t>
+            </w:r>
+          </w:p>
+        </w:tc>
+      </w:tr>
+      <w:tr>
+        <w:tc>
+          <w:tcPr>
+            <w:tcW w:w="1803" w:type="dxa"/>
+          </w:tcPr>
+          <w:p>
+            <w:pPr>
+              <w:tabs>
+                <w:tab w:val="left" w:pos="1060"/>
+              </w:tabs>
+            </w:pPr>
+            <w:r>
+              <w:t>100</w:t>
+            </w:r>
+          </w:p>
+        </w:tc>
+        <w:tc>
+          <w:tcPr>
+            <w:tcW w:w="1803" w:type="dxa"/>
+          </w:tcPr>
+          <w:p>
+            <w:r>
+              <w:t>28/10/26</w:t>
+            </w:r>
+          </w:p>
+        </w:tc>
+        <w:tc>
+          <w:tcPr>
+            <w:tcW w:w="1803" w:type="dxa"/>
+          </w:tcPr>
+          <w:p>
+            <w:r>
+              <w:t>17:18</w:t>
+            </w:r>
+          </w:p>
+        </w:tc>
+        <w:tc>
+          <w:tcPr>
+            <w:tcW w:w="1803" w:type="dxa"/>
+          </w:tcPr>
+          <w:p>
+            <w:r>
+              <w:t>Checking evening plans</w:t>
             </w:r>
           </w:p>
         </w:tc>
@@ -955,169 +5808,37 @@
               </w:tabs>
             </w:pPr>
             <w:r>
-              <w:t>17</w:t>
-            </w:r>
-          </w:p>
-        </w:tc>
-        <w:tc>
-          <w:tcPr>
-            <w:tcW w:w="1803" w:type="dxa"/>
-          </w:tcPr>
-          <w:p>
-            <w:r>
-              <w:t>1</w:t>
-            </w:r>
-            <w:r>
-              <w:t>4</w:t>
-            </w:r>
-            <w:r>
-              <w:t>/10/26</w:t>
-            </w:r>
-          </w:p>
-        </w:tc>
-        <w:tc>
-          <w:tcPr>
-            <w:tcW w:w="1803" w:type="dxa"/>
-          </w:tcPr>
-          <w:p>
-            <w:r>
-              <w:t>17:26</w:t>
-            </w:r>
-          </w:p>
-        </w:tc>
-        <w:tc>
-          <w:tcPr>
-            <w:tcW w:w="1803" w:type="dxa"/>
-          </w:tcPr>
-          <w:p>
-            <w:r>
-              <w:t xml:space="preserve">Checking how long I’ve studied </w:t>
-            </w:r>
-          </w:p>
-        </w:tc>
-        <w:tc>
-          <w:tcPr>
-            <w:tcW w:w="1804" w:type="dxa"/>
-          </w:tcPr>
-          <w:p>
-            <w:r>
-              <w:t xml:space="preserve">Laptop </w:t>
-            </w:r>
-          </w:p>
-        </w:tc>
-      </w:tr>
-      <w:tr>
-        <w:tc>
-          <w:tcPr>
-            <w:tcW w:w="1803" w:type="dxa"/>
-          </w:tcPr>
-          <w:p>
-            <w:pPr>
-              <w:tabs>
-                <w:tab w:val="left" w:pos="1060"/>
-              </w:tabs>
-            </w:pPr>
-            <w:r>
-              <w:t>18</w:t>
-            </w:r>
-          </w:p>
-        </w:tc>
-        <w:tc>
-          <w:tcPr>
-            <w:tcW w:w="1803" w:type="dxa"/>
-          </w:tcPr>
-          <w:p>
-            <w:r>
-              <w:t>1</w:t>
-            </w:r>
-            <w:r>
-              <w:t>4</w:t>
-            </w:r>
-            <w:r>
-              <w:t>/10/26</w:t>
-            </w:r>
-          </w:p>
-        </w:tc>
-        <w:tc>
-          <w:tcPr>
-            <w:tcW w:w="1803" w:type="dxa"/>
-          </w:tcPr>
-          <w:p>
-            <w:r>
-              <w:t>22:34</w:t>
-            </w:r>
-          </w:p>
-        </w:tc>
-        <w:tc>
-          <w:tcPr>
-            <w:tcW w:w="1803" w:type="dxa"/>
-          </w:tcPr>
-          <w:p>
-            <w:r>
-              <w:t xml:space="preserve">Checking time before sleeping </w:t>
-            </w:r>
-          </w:p>
-        </w:tc>
-        <w:tc>
-          <w:tcPr>
-            <w:tcW w:w="1804" w:type="dxa"/>
-          </w:tcPr>
-          <w:p>
-            <w:r>
-              <w:t xml:space="preserve">Phone </w:t>
-            </w:r>
-          </w:p>
-        </w:tc>
-      </w:tr>
-      <w:tr>
-        <w:tc>
-          <w:tcPr>
-            <w:tcW w:w="1803" w:type="dxa"/>
-          </w:tcPr>
-          <w:p>
-            <w:pPr>
-              <w:tabs>
-                <w:tab w:val="left" w:pos="1060"/>
-              </w:tabs>
-            </w:pPr>
-            <w:r>
-              <w:t>19</w:t>
-            </w:r>
-          </w:p>
-        </w:tc>
-        <w:tc>
-          <w:tcPr>
-            <w:tcW w:w="1803" w:type="dxa"/>
-          </w:tcPr>
-          <w:p>
-            <w:r>
-              <w:t>1</w:t>
-            </w:r>
-            <w:r>
-              <w:t>5</w:t>
-            </w:r>
-            <w:r>
-              <w:t>/10/26</w:t>
-            </w:r>
-          </w:p>
-        </w:tc>
-        <w:tc>
-          <w:tcPr>
-            <w:tcW w:w="1803" w:type="dxa"/>
-          </w:tcPr>
-          <w:p>
-            <w:r>
-              <w:t>09:26</w:t>
-            </w:r>
-          </w:p>
-        </w:tc>
-        <w:tc>
-          <w:tcPr>
-            <w:tcW w:w="1803" w:type="dxa"/>
-          </w:tcPr>
-          <w:p>
-            <w:r>
-              <w:t xml:space="preserve">Just woke up </w:t>
+              <w:t>101</w:t>
+            </w:r>
+          </w:p>
+        </w:tc>
+        <w:tc>
+          <w:tcPr>
+            <w:tcW w:w="1803" w:type="dxa"/>
+          </w:tcPr>
+          <w:p>
+            <w:r>
+              <w:t>28/10/26</w:t>
+            </w:r>
+          </w:p>
+        </w:tc>
+        <w:tc>
+          <w:tcPr>
+            <w:tcW w:w="1803" w:type="dxa"/>
+          </w:tcPr>
+          <w:p>
+            <w:r>
+              <w:t>21:56</w:t>
+            </w:r>
+          </w:p>
+        </w:tc>
+        <w:tc>
+          <w:tcPr>
+            <w:tcW w:w="1803" w:type="dxa"/>
+          </w:tcPr>
+          <w:p>
+            <w:r>
+              <w:t>Checking bedtime</w:t>
             </w:r>
           </w:p>
         </w:tc>
